--- a/docs/04_TEST_CASES.docx
+++ b/docs/04_TEST_CASES.docx
@@ -12,7 +12,7 @@
           <w:rFonts w:ascii="Sarabun" w:hAnsi="Sarabun"/>
           <w:b/>
           <w:color w:val="0F172A"/>
-          <w:sz w:val="40"/>
+          <w:sz w:val="36"/>
         </w:rPr>
         <w:t>ตารางบันทึกผลการทดสอบระบบและคุณภาพข้อมูล (Test Cases &amp; Data Quality)</w:t>
       </w:r>
@@ -27,7 +27,7 @@
           <w:rFonts w:ascii="Sarabun" w:hAnsi="Sarabun"/>
           <w:b/>
           <w:color w:val="1E3A8A"/>
-          <w:sz w:val="30"/>
+          <w:sz w:val="28"/>
         </w:rPr>
         <w:t>โครงงาน: EBOOK_ONLINE (Mini Project Database ร้านขาย E-Book)</w:t>
       </w:r>
@@ -83,7 +83,7 @@
         <w:rPr>
           <w:rFonts w:ascii="Sarabun" w:hAnsi="Sarabun"/>
           <w:b/>
-          <w:color w:val="334155"/>
+          <w:color w:val="256333"/>
           <w:sz w:val="26"/>
         </w:rPr>
         <w:t>รายชื่อสมาชิกผู้รับผิดชอบการทดสอบ</w:t>
@@ -139,7 +139,7 @@
           <w:rFonts w:ascii="Sarabun" w:hAnsi="Sarabun"/>
           <w:b/>
           <w:color w:val="1E3A8A"/>
-          <w:sz w:val="30"/>
+          <w:sz w:val="28"/>
         </w:rPr>
         <w:t>1. การเตรียมชุดข้อมูลทดสอบให้ครอบคลุม (Test Data Coverage)</w:t>
       </w:r>
@@ -277,7 +277,7 @@
           <w:rFonts w:ascii="Sarabun" w:hAnsi="Sarabun"/>
           <w:b/>
           <w:color w:val="1E3A8A"/>
-          <w:sz w:val="30"/>
+          <w:sz w:val="28"/>
         </w:rPr>
         <w:t>2. ตารางบันทึกผลการทดสอบ 10 กรณี (Test Matrix)</w:t>
       </w:r>
@@ -291,7 +291,7 @@
         <w:rPr>
           <w:rFonts w:ascii="Sarabun" w:hAnsi="Sarabun"/>
           <w:b/>
-          <w:color w:val="334155"/>
+          <w:color w:val="256333"/>
           <w:sz w:val="26"/>
         </w:rPr>
         <w:t>ส่วนที่ 1: การทดสอบเส้นทางสำคัญ 6 เส้นทาง (Essential Happy Paths)</w:t>
@@ -1446,7 +1446,7 @@
         <w:rPr>
           <w:rFonts w:ascii="Sarabun" w:hAnsi="Sarabun"/>
           <w:b/>
-          <w:color w:val="334155"/>
+          <w:color w:val="256333"/>
           <w:sz w:val="26"/>
         </w:rPr>
         <w:t>ส่วนที่ 2: การทดสอบข้อมูลไม่ถูกต้องและข้อจำกัดข้อมูล 4 กรณี (Invalid Data &amp; Constraints)</w:t>
@@ -2270,6 +2270,165 @@
     </w:p>
     <w:p>
       <w:pPr>
+        <w:spacing w:before="280" w:after="120"/>
+        <w:jc w:val="center"/>
+      </w:pPr>
+      <w:r>
+        <w:drawing>
+          <wp:inline xmlns:a="http://schemas.openxmlformats.org/drawingml/2006/main" xmlns:pic="http://schemas.openxmlformats.org/drawingml/2006/picture">
+            <wp:extent cx="5303520" cy="2983230"/>
+            <wp:docPr id="1" name="Picture 1"/>
+            <wp:cNvGraphicFramePr>
+              <a:graphicFrameLocks noChangeAspect="1"/>
+            </wp:cNvGraphicFramePr>
+            <a:graphic>
+              <a:graphicData uri="http://schemas.openxmlformats.org/drawingml/2006/picture">
+                <pic:pic>
+                  <pic:nvPicPr>
+                    <pic:cNvPr id="0" name="Screenshot (335).png"/>
+                    <pic:cNvPicPr/>
+                  </pic:nvPicPr>
+                  <pic:blipFill>
+                    <a:blip r:embed="rId9"/>
+                    <a:stretch>
+                      <a:fillRect/>
+                    </a:stretch>
+                  </pic:blipFill>
+                  <pic:spPr>
+                    <a:xfrm>
+                      <a:off x="0" y="0"/>
+                      <a:ext cx="5303520" cy="2983230"/>
+                    </a:xfrm>
+                    <a:prstGeom prst="rect"/>
+                  </pic:spPr>
+                </pic:pic>
+              </a:graphicData>
+            </a:graphic>
+          </wp:inline>
+        </w:drawing>
+      </w:r>
+    </w:p>
+    <w:p>
+      <w:pPr>
+        <w:spacing w:after="120" w:line="300" w:lineRule="auto"/>
+      </w:pPr>
+      <w:r>
+        <w:rPr>
+          <w:rFonts w:ascii="Sarabun" w:hAnsi="Sarabun"/>
+          <w:color w:val="1E293B"/>
+          <w:sz w:val="22"/>
+        </w:rPr>
+        <w:t>&lt;br&gt;&lt;em&gt;ภาพประกอบที่ 1: ระบบตรวจสอบเงื่อนไขความถูกต้อง Validation Rules ในการสมัครสมาชิก (TC-01, TC-02, TC-07)&lt;/em&gt;</w:t>
+      </w:r>
+    </w:p>
+    <w:p>
+      <w:pPr>
+        <w:spacing w:before="280" w:after="120"/>
+        <w:jc w:val="center"/>
+      </w:pPr>
+      <w:r>
+        <w:drawing>
+          <wp:inline xmlns:a="http://schemas.openxmlformats.org/drawingml/2006/main" xmlns:pic="http://schemas.openxmlformats.org/drawingml/2006/picture">
+            <wp:extent cx="5303520" cy="2983230"/>
+            <wp:docPr id="2" name="Picture 2"/>
+            <wp:cNvGraphicFramePr>
+              <a:graphicFrameLocks noChangeAspect="1"/>
+            </wp:cNvGraphicFramePr>
+            <a:graphic>
+              <a:graphicData uri="http://schemas.openxmlformats.org/drawingml/2006/picture">
+                <pic:pic>
+                  <pic:nvPicPr>
+                    <pic:cNvPr id="0" name="Screenshot (336).png"/>
+                    <pic:cNvPicPr/>
+                  </pic:nvPicPr>
+                  <pic:blipFill>
+                    <a:blip r:embed="rId10"/>
+                    <a:stretch>
+                      <a:fillRect/>
+                    </a:stretch>
+                  </pic:blipFill>
+                  <pic:spPr>
+                    <a:xfrm>
+                      <a:off x="0" y="0"/>
+                      <a:ext cx="5303520" cy="2983230"/>
+                    </a:xfrm>
+                    <a:prstGeom prst="rect"/>
+                  </pic:spPr>
+                </pic:pic>
+              </a:graphicData>
+            </a:graphic>
+          </wp:inline>
+        </w:drawing>
+      </w:r>
+    </w:p>
+    <w:p>
+      <w:pPr>
+        <w:spacing w:after="120" w:line="300" w:lineRule="auto"/>
+      </w:pPr>
+      <w:r>
+        <w:rPr>
+          <w:rFonts w:ascii="Sarabun" w:hAnsi="Sarabun"/>
+          <w:color w:val="1E293B"/>
+          <w:sz w:val="22"/>
+        </w:rPr>
+        <w:t>&lt;br&gt;&lt;em&gt;ภาพประกอบที่ 2: หน้าต่างประวัติคำสั่งซื้อและการล็อกสิทธิ์ดาวน์โหลด E-Book ปลอดภัย (TC-04, TC-06, TC-10)&lt;/em&gt;</w:t>
+      </w:r>
+    </w:p>
+    <w:p>
+      <w:pPr>
+        <w:spacing w:before="280" w:after="120"/>
+        <w:jc w:val="center"/>
+      </w:pPr>
+      <w:r>
+        <w:drawing>
+          <wp:inline xmlns:a="http://schemas.openxmlformats.org/drawingml/2006/main" xmlns:pic="http://schemas.openxmlformats.org/drawingml/2006/picture">
+            <wp:extent cx="5303520" cy="2983230"/>
+            <wp:docPr id="3" name="Picture 3"/>
+            <wp:cNvGraphicFramePr>
+              <a:graphicFrameLocks noChangeAspect="1"/>
+            </wp:cNvGraphicFramePr>
+            <a:graphic>
+              <a:graphicData uri="http://schemas.openxmlformats.org/drawingml/2006/picture">
+                <pic:pic>
+                  <pic:nvPicPr>
+                    <pic:cNvPr id="0" name="Screenshot (340).png"/>
+                    <pic:cNvPicPr/>
+                  </pic:nvPicPr>
+                  <pic:blipFill>
+                    <a:blip r:embed="rId11"/>
+                    <a:stretch>
+                      <a:fillRect/>
+                    </a:stretch>
+                  </pic:blipFill>
+                  <pic:spPr>
+                    <a:xfrm>
+                      <a:off x="0" y="0"/>
+                      <a:ext cx="5303520" cy="2983230"/>
+                    </a:xfrm>
+                    <a:prstGeom prst="rect"/>
+                  </pic:spPr>
+                </pic:pic>
+              </a:graphicData>
+            </a:graphic>
+          </wp:inline>
+        </w:drawing>
+      </w:r>
+    </w:p>
+    <w:p>
+      <w:pPr>
+        <w:spacing w:after="120" w:line="300" w:lineRule="auto"/>
+      </w:pPr>
+      <w:r>
+        <w:rPr>
+          <w:rFonts w:ascii="Sarabun" w:hAnsi="Sarabun"/>
+          <w:color w:val="1E293B"/>
+          <w:sz w:val="22"/>
+        </w:rPr>
+        <w:t>&lt;br&gt;&lt;em&gt;ภาพประกอบที่ 3: ระบบจัดการคำสั่งซื้อ ตรวจสอบสลิป และการอนุมัติสิทธิ์ในระบบหลังบ้าน (TC-05)&lt;/em&gt;</w:t>
+      </w:r>
+    </w:p>
+    <w:p>
+      <w:pPr>
         <w:spacing w:before="120" w:after="120"/>
       </w:pPr>
       <w:r>
@@ -2290,7 +2449,7 @@
           <w:rFonts w:ascii="Sarabun" w:hAnsi="Sarabun"/>
           <w:b/>
           <w:color w:val="1E3A8A"/>
-          <w:sz w:val="30"/>
+          <w:sz w:val="28"/>
         </w:rPr>
         <w:t>3. สรุปผลการประเมินคุณภาพข้อมูล (Quality Assessment)</w:t>
       </w:r>

--- a/docs/04_TEST_CASES.docx
+++ b/docs/04_TEST_CASES.docx
@@ -5,14 +5,16 @@
     <w:p>
       <w:pPr>
         <w:pStyle w:val="Heading1"/>
-        <w:spacing w:before="280" w:after="160"/>
+        <w:spacing w:before="280" w:after="120"/>
       </w:pPr>
       <w:r>
         <w:rPr>
-          <w:rFonts w:ascii="Sarabun" w:hAnsi="Sarabun"/>
+          <w:rFonts w:ascii="TH Sarabun New" w:hAnsi="TH Sarabun New"/>
           <w:b/>
+          <w:i w:val="0"/>
           <w:color w:val="0F172A"/>
-          <w:sz w:val="36"/>
+          <w:sz w:val="40"/>
+          <w:rFonts w:ascii="TH Sarabun New" w:hAnsi="TH Sarabun New" w:cs="TH Sarabun New"/>
         </w:rPr>
         <w:t>ตารางบันทึกผลการทดสอบระบบและคุณภาพข้อมูล (Test Cases &amp; Data Quality)</w:t>
       </w:r>
@@ -20,56 +22,66 @@
     <w:p>
       <w:pPr>
         <w:pStyle w:val="Heading2"/>
-        <w:spacing w:before="240" w:after="120"/>
+        <w:spacing w:before="240" w:after="80"/>
       </w:pPr>
       <w:r>
         <w:rPr>
-          <w:rFonts w:ascii="Sarabun" w:hAnsi="Sarabun"/>
+          <w:rFonts w:ascii="TH Sarabun New" w:hAnsi="TH Sarabun New"/>
           <w:b/>
+          <w:i w:val="0"/>
           <w:color w:val="1E3A8A"/>
-          <w:sz w:val="28"/>
+          <w:sz w:val="36"/>
+          <w:rFonts w:ascii="TH Sarabun New" w:hAnsi="TH Sarabun New" w:cs="TH Sarabun New"/>
         </w:rPr>
         <w:t>โครงงาน: EBOOK_ONLINE (Mini Project Database ร้านขาย E-Book)</w:t>
       </w:r>
     </w:p>
     <w:p>
       <w:pPr>
-        <w:spacing w:after="120" w:line="300" w:lineRule="auto"/>
+        <w:spacing w:after="80" w:line="288" w:lineRule="auto"/>
       </w:pPr>
       <w:r>
         <w:rPr>
-          <w:rFonts w:ascii="Sarabun" w:hAnsi="Sarabun"/>
+          <w:rFonts w:ascii="TH Sarabun New" w:hAnsi="TH Sarabun New"/>
+          <w:b w:val="0"/>
+          <w:i w:val="0"/>
           <w:color w:val="1E293B"/>
-          <w:sz w:val="22"/>
+          <w:sz w:val="32"/>
+          <w:rFonts w:ascii="TH Sarabun New" w:hAnsi="TH Sarabun New" w:cs="TH Sarabun New"/>
         </w:rPr>
         <w:t xml:space="preserve">เอกสารนี้จัดทำขึ้นตาม </w:t>
       </w:r>
       <w:r>
         <w:rPr>
-          <w:rFonts w:ascii="Sarabun" w:hAnsi="Sarabun"/>
+          <w:rFonts w:ascii="TH Sarabun New" w:hAnsi="TH Sarabun New"/>
           <w:b/>
+          <w:i w:val="0"/>
           <w:color w:val="1E293B"/>
-          <w:sz w:val="22"/>
+          <w:sz w:val="32"/>
+          <w:rFonts w:ascii="TH Sarabun New" w:hAnsi="TH Sarabun New" w:cs="TH Sarabun New"/>
         </w:rPr>
         <w:t>ข้อ 6. การทดสอบและคุณภาพข้อมูล</w:t>
       </w:r>
       <w:r>
         <w:rPr>
-          <w:rFonts w:ascii="Sarabun" w:hAnsi="Sarabun"/>
+          <w:rFonts w:ascii="TH Sarabun New" w:hAnsi="TH Sarabun New"/>
+          <w:b w:val="0"/>
+          <w:i w:val="0"/>
           <w:color w:val="1E293B"/>
-          <w:sz w:val="22"/>
+          <w:sz w:val="32"/>
+          <w:rFonts w:ascii="TH Sarabun New" w:hAnsi="TH Sarabun New" w:cs="TH Sarabun New"/>
         </w:rPr>
         <w:t xml:space="preserve"> ของใบงาน Mini Project Database ร้านขาย E-Book ประจำปี 2026 โดยบันทึกการเตรียมข้อมูลทดสอบ และผลการทดสอบทั้งกรณีเส้นทางสำคัญ (Essential Paths) และกรณีข้อมูลไม่ถูกต้องตามข้อจำกัดของระบบ (Invalid Data &amp; Constraints) รวม 10 กรณี (เกินเกณฑ์ขั้นต่ำ 8 กรณี)</w:t>
       </w:r>
     </w:p>
     <w:p>
       <w:pPr>
-        <w:spacing w:before="120" w:after="120"/>
+        <w:spacing w:before="80" w:after="80"/>
       </w:pPr>
       <w:r>
         <w:rPr>
           <w:color w:val="CBD5E1"/>
-          <w:sz w:val="18"/>
+          <w:sz w:val="16"/>
         </w:rPr>
         <w:t>__________________________________________________________________________</w:t>
       </w:r>
@@ -81,10 +93,12 @@
       </w:pPr>
       <w:r>
         <w:rPr>
-          <w:rFonts w:ascii="Sarabun" w:hAnsi="Sarabun"/>
+          <w:rFonts w:ascii="TH Sarabun New" w:hAnsi="TH Sarabun New"/>
           <w:b/>
+          <w:i w:val="0"/>
           <w:color w:val="256333"/>
-          <w:sz w:val="26"/>
+          <w:sz w:val="32"/>
+          <w:rFonts w:ascii="TH Sarabun New" w:hAnsi="TH Sarabun New" w:cs="TH Sarabun New"/>
         </w:rPr>
         <w:t>รายชื่อสมาชิกผู้รับผิดชอบการทดสอบ</w:t>
       </w:r>
@@ -92,13 +106,16 @@
     <w:p>
       <w:pPr>
         <w:pStyle w:val="ListNumber"/>
-        <w:spacing w:after="60"/>
+        <w:spacing w:after="40"/>
       </w:pPr>
       <w:r>
         <w:rPr>
-          <w:rFonts w:ascii="Sarabun" w:hAnsi="Sarabun"/>
+          <w:rFonts w:ascii="TH Sarabun New" w:hAnsi="TH Sarabun New"/>
+          <w:b w:val="0"/>
+          <w:i w:val="0"/>
           <w:color w:val="1E293B"/>
-          <w:sz w:val="21"/>
+          <w:sz w:val="32"/>
+          <w:rFonts w:ascii="TH Sarabun New" w:hAnsi="TH Sarabun New" w:cs="TH Sarabun New"/>
         </w:rPr>
         <w:t>นายธนวัฒน์ นามเหง้า (รหัส `67332110293-4`)</w:t>
       </w:r>
@@ -106,25 +123,28 @@
     <w:p>
       <w:pPr>
         <w:pStyle w:val="ListNumber"/>
-        <w:spacing w:after="60"/>
+        <w:spacing w:after="40"/>
       </w:pPr>
       <w:r>
         <w:rPr>
-          <w:rFonts w:ascii="Sarabun" w:hAnsi="Sarabun"/>
+          <w:rFonts w:ascii="TH Sarabun New" w:hAnsi="TH Sarabun New"/>
+          <w:b w:val="0"/>
+          <w:i w:val="0"/>
           <w:color w:val="1E293B"/>
-          <w:sz w:val="21"/>
+          <w:sz w:val="32"/>
+          <w:rFonts w:ascii="TH Sarabun New" w:hAnsi="TH Sarabun New" w:cs="TH Sarabun New"/>
         </w:rPr>
         <w:t>นายภานุวัฒน์ แสงเครือ (รหัส `67332110248-5`)</w:t>
       </w:r>
     </w:p>
     <w:p>
       <w:pPr>
-        <w:spacing w:before="120" w:after="120"/>
+        <w:spacing w:before="80" w:after="80"/>
       </w:pPr>
       <w:r>
         <w:rPr>
           <w:color w:val="CBD5E1"/>
-          <w:sz w:val="18"/>
+          <w:sz w:val="16"/>
         </w:rPr>
         <w:t>__________________________________________________________________________</w:t>
       </w:r>
@@ -132,27 +152,32 @@
     <w:p>
       <w:pPr>
         <w:pStyle w:val="Heading2"/>
-        <w:spacing w:before="240" w:after="120"/>
+        <w:spacing w:before="240" w:after="80"/>
       </w:pPr>
       <w:r>
         <w:rPr>
-          <w:rFonts w:ascii="Sarabun" w:hAnsi="Sarabun"/>
+          <w:rFonts w:ascii="TH Sarabun New" w:hAnsi="TH Sarabun New"/>
           <w:b/>
+          <w:i w:val="0"/>
           <w:color w:val="1E3A8A"/>
-          <w:sz w:val="28"/>
+          <w:sz w:val="36"/>
+          <w:rFonts w:ascii="TH Sarabun New" w:hAnsi="TH Sarabun New" w:cs="TH Sarabun New"/>
         </w:rPr>
         <w:t>1. การเตรียมชุดข้อมูลทดสอบให้ครอบคลุม (Test Data Coverage)</w:t>
       </w:r>
     </w:p>
     <w:p>
       <w:pPr>
-        <w:spacing w:after="120" w:line="300" w:lineRule="auto"/>
+        <w:spacing w:after="80" w:line="288" w:lineRule="auto"/>
       </w:pPr>
       <w:r>
         <w:rPr>
-          <w:rFonts w:ascii="Sarabun" w:hAnsi="Sarabun"/>
+          <w:rFonts w:ascii="TH Sarabun New" w:hAnsi="TH Sarabun New"/>
+          <w:b w:val="0"/>
+          <w:i w:val="0"/>
           <w:color w:val="1E293B"/>
-          <w:sz w:val="22"/>
+          <w:sz w:val="32"/>
+          <w:rFonts w:ascii="TH Sarabun New" w:hAnsi="TH Sarabun New" w:cs="TH Sarabun New"/>
         </w:rPr>
         <w:t>เพื่อให้การทดสอบและรายงานวิเคราะห์มีความสมบูรณ์ตามเกณฑ์ใบงาน กลุ่มได้จัดเตรียมชุดข้อมูลตัวอย่างจริงในไฟล์ [`database/seed.sql`](file:///c:/Users/next5/Desktop/EBOOK/database/seed.sql) ครอบคลุม 4 มิติ:</w:t>
       </w:r>
@@ -160,13 +185,16 @@
     <w:p>
       <w:pPr>
         <w:pStyle w:val="ListNumber"/>
-        <w:spacing w:after="60"/>
+        <w:spacing w:after="40"/>
       </w:pPr>
       <w:r>
         <w:rPr>
-          <w:rFonts w:ascii="Sarabun" w:hAnsi="Sarabun"/>
+          <w:rFonts w:ascii="TH Sarabun New" w:hAnsi="TH Sarabun New"/>
+          <w:b w:val="0"/>
+          <w:i w:val="0"/>
           <w:color w:val="1E293B"/>
-          <w:sz w:val="21"/>
+          <w:sz w:val="32"/>
+          <w:rFonts w:ascii="TH Sarabun New" w:hAnsi="TH Sarabun New" w:cs="TH Sarabun New"/>
         </w:rPr>
         <w:t>ครอบคลุมลูกค้า (Customers): มีผู้ใช้จริง 12 บัญชี (Admin 1 บัญชี, ลูกค้าทดสอบ 11 บัญชี) มีพฤติกรรมการซื้อที่หลากหลาย</w:t>
       </w:r>
@@ -174,13 +202,16 @@
     <w:p>
       <w:pPr>
         <w:pStyle w:val="ListNumber"/>
-        <w:spacing w:after="60"/>
+        <w:spacing w:after="40"/>
       </w:pPr>
       <w:r>
         <w:rPr>
-          <w:rFonts w:ascii="Sarabun" w:hAnsi="Sarabun"/>
+          <w:rFonts w:ascii="TH Sarabun New" w:hAnsi="TH Sarabun New"/>
+          <w:b w:val="0"/>
+          <w:i w:val="0"/>
           <w:color w:val="1E293B"/>
-          <w:sz w:val="21"/>
+          <w:sz w:val="32"/>
+          <w:rFonts w:ascii="TH Sarabun New" w:hAnsi="TH Sarabun New" w:cs="TH Sarabun New"/>
         </w:rPr>
         <w:t>ครอบคลุม E-Book หลายหมวดหมู่: มีหนังสือ 12 เล่ม กระจายครบ 5 หมวดหมู่ (เทคโนโลยี, ธุรกิจ, พัฒนาตนเอง, นิยาย, ภาษา) มีรูปปก SVG และราคาตั้งแต่ 195 - 420 บาท</w:t>
       </w:r>
@@ -188,13 +219,16 @@
     <w:p>
       <w:pPr>
         <w:pStyle w:val="ListNumber"/>
-        <w:spacing w:after="60"/>
+        <w:spacing w:after="40"/>
       </w:pPr>
       <w:r>
         <w:rPr>
-          <w:rFonts w:ascii="Sarabun" w:hAnsi="Sarabun"/>
+          <w:rFonts w:ascii="TH Sarabun New" w:hAnsi="TH Sarabun New"/>
+          <w:b w:val="0"/>
+          <w:i w:val="0"/>
           <w:color w:val="1E293B"/>
-          <w:sz w:val="21"/>
+          <w:sz w:val="32"/>
+          <w:rFonts w:ascii="TH Sarabun New" w:hAnsi="TH Sarabun New" w:cs="TH Sarabun New"/>
         </w:rPr>
         <w:t>ครอบคลุมคำสั่งซื้อหลายสถานะ: มีคำสั่งซื้อตัวอย่างจริงรวม 32 คำสั่งซื้อ (เกินเกณฑ์ 30 รายการ) ประกอบด้วย:</w:t>
       </w:r>
@@ -202,13 +236,16 @@
     <w:p>
       <w:pPr>
         <w:pStyle w:val="ListBullet"/>
-        <w:spacing w:after="60" w:line="276" w:lineRule="auto"/>
+        <w:spacing w:after="40" w:line="276" w:lineRule="auto"/>
       </w:pPr>
       <w:r>
         <w:rPr>
-          <w:rFonts w:ascii="Sarabun" w:hAnsi="Sarabun"/>
+          <w:rFonts w:ascii="TH Sarabun New" w:hAnsi="TH Sarabun New"/>
+          <w:b w:val="0"/>
+          <w:i w:val="0"/>
           <w:color w:val="1E293B"/>
-          <w:sz w:val="21"/>
+          <w:sz w:val="32"/>
+          <w:rFonts w:ascii="TH Sarabun New" w:hAnsi="TH Sarabun New" w:cs="TH Sarabun New"/>
         </w:rPr>
         <w:t>ยืนยันแล้ว (`confirmed`): 28 คำสั่งซื้อ</w:t>
       </w:r>
@@ -216,13 +253,16 @@
     <w:p>
       <w:pPr>
         <w:pStyle w:val="ListBullet"/>
-        <w:spacing w:after="60" w:line="276" w:lineRule="auto"/>
+        <w:spacing w:after="40" w:line="276" w:lineRule="auto"/>
       </w:pPr>
       <w:r>
         <w:rPr>
-          <w:rFonts w:ascii="Sarabun" w:hAnsi="Sarabun"/>
+          <w:rFonts w:ascii="TH Sarabun New" w:hAnsi="TH Sarabun New"/>
+          <w:b w:val="0"/>
+          <w:i w:val="0"/>
           <w:color w:val="1E293B"/>
-          <w:sz w:val="21"/>
+          <w:sz w:val="32"/>
+          <w:rFonts w:ascii="TH Sarabun New" w:hAnsi="TH Sarabun New" w:cs="TH Sarabun New"/>
         </w:rPr>
         <w:t>รอตรวจสอบสลิป (`pending`): 3 คำสั่งซื้อ (ใช้สาธิตการอนุมัติ)</w:t>
       </w:r>
@@ -230,13 +270,16 @@
     <w:p>
       <w:pPr>
         <w:pStyle w:val="ListBullet"/>
-        <w:spacing w:after="60" w:line="276" w:lineRule="auto"/>
+        <w:spacing w:after="40" w:line="276" w:lineRule="auto"/>
       </w:pPr>
       <w:r>
         <w:rPr>
-          <w:rFonts w:ascii="Sarabun" w:hAnsi="Sarabun"/>
+          <w:rFonts w:ascii="TH Sarabun New" w:hAnsi="TH Sarabun New"/>
+          <w:b w:val="0"/>
+          <w:i w:val="0"/>
           <w:color w:val="1E293B"/>
-          <w:sz w:val="21"/>
+          <w:sz w:val="32"/>
+          <w:rFonts w:ascii="TH Sarabun New" w:hAnsi="TH Sarabun New" w:cs="TH Sarabun New"/>
         </w:rPr>
         <w:t>ยกเลิก (`cancelled`): 1 คำสั่งซื้อ (ใช้สาธิตการปฏิเสธสลิป)</w:t>
       </w:r>
@@ -244,25 +287,28 @@
     <w:p>
       <w:pPr>
         <w:pStyle w:val="ListNumber"/>
-        <w:spacing w:after="60"/>
+        <w:spacing w:after="40"/>
       </w:pPr>
       <w:r>
         <w:rPr>
-          <w:rFonts w:ascii="Sarabun" w:hAnsi="Sarabun"/>
+          <w:rFonts w:ascii="TH Sarabun New" w:hAnsi="TH Sarabun New"/>
+          <w:b w:val="0"/>
+          <w:i w:val="0"/>
           <w:color w:val="1E293B"/>
-          <w:sz w:val="21"/>
+          <w:sz w:val="32"/>
+          <w:rFonts w:ascii="TH Sarabun New" w:hAnsi="TH Sarabun New" w:cs="TH Sarabun New"/>
         </w:rPr>
         <w:t>ครอบคลุมยอดขายหลายช่วงเวลา: ข้อมูลวันที่สั่งซื้อกระจายตัวต่อเนื่องตลอด 4 เดือน (มิถุนายน, กรกฎาคม, สิงหาคม, กันยายน 2026) ทำให้การวิเคราะห์ Time-Series มีความหมายทางสถิติ</w:t>
       </w:r>
     </w:p>
     <w:p>
       <w:pPr>
-        <w:spacing w:before="120" w:after="120"/>
+        <w:spacing w:before="80" w:after="80"/>
       </w:pPr>
       <w:r>
         <w:rPr>
           <w:color w:val="CBD5E1"/>
-          <w:sz w:val="18"/>
+          <w:sz w:val="16"/>
         </w:rPr>
         <w:t>__________________________________________________________________________</w:t>
       </w:r>
@@ -270,14 +316,16 @@
     <w:p>
       <w:pPr>
         <w:pStyle w:val="Heading2"/>
-        <w:spacing w:before="240" w:after="120"/>
+        <w:spacing w:before="240" w:after="80"/>
       </w:pPr>
       <w:r>
         <w:rPr>
-          <w:rFonts w:ascii="Sarabun" w:hAnsi="Sarabun"/>
+          <w:rFonts w:ascii="TH Sarabun New" w:hAnsi="TH Sarabun New"/>
           <w:b/>
+          <w:i w:val="0"/>
           <w:color w:val="1E3A8A"/>
-          <w:sz w:val="28"/>
+          <w:sz w:val="36"/>
+          <w:rFonts w:ascii="TH Sarabun New" w:hAnsi="TH Sarabun New" w:cs="TH Sarabun New"/>
         </w:rPr>
         <w:t>2. ตารางบันทึกผลการทดสอบ 10 กรณี (Test Matrix)</w:t>
       </w:r>
@@ -289,10 +337,12 @@
       </w:pPr>
       <w:r>
         <w:rPr>
-          <w:rFonts w:ascii="Sarabun" w:hAnsi="Sarabun"/>
+          <w:rFonts w:ascii="TH Sarabun New" w:hAnsi="TH Sarabun New"/>
           <w:b/>
+          <w:i w:val="0"/>
           <w:color w:val="256333"/>
-          <w:sz w:val="26"/>
+          <w:sz w:val="32"/>
+          <w:rFonts w:ascii="TH Sarabun New" w:hAnsi="TH Sarabun New" w:cs="TH Sarabun New"/>
         </w:rPr>
         <w:t>ส่วนที่ 1: การทดสอบเส้นทางสำคัญ 6 เส้นทาง (Essential Happy Paths)</w:t>
       </w:r>
@@ -325,20 +375,22 @@
           <w:tcPr>
             <w:tcW w:type="dxa" w:w="1337"/>
             <w:tcMar>
-              <w:top w:w="120" w:type="dxa"/>
-              <w:bottom w:w="120" w:type="dxa"/>
-              <w:left w:w="150" w:type="dxa"/>
-              <w:right w:w="150" w:type="dxa"/>
+              <w:top w:w="100" w:type="dxa"/>
+              <w:bottom w:w="100" w:type="dxa"/>
+              <w:left w:w="130" w:type="dxa"/>
+              <w:right w:w="130" w:type="dxa"/>
             </w:tcMar>
             <w:shd w:fill="1E3A8A"/>
           </w:tcPr>
           <w:p>
             <w:r>
               <w:rPr>
-                <w:rFonts w:ascii="Sarabun" w:hAnsi="Sarabun"/>
+                <w:rFonts w:ascii="TH Sarabun New" w:hAnsi="TH Sarabun New"/>
                 <w:b/>
+                <w:i w:val="0"/>
                 <w:color w:val="FFFFFF"/>
-                <w:sz w:val="20"/>
+                <w:sz w:val="28"/>
+                <w:rFonts w:ascii="TH Sarabun New" w:hAnsi="TH Sarabun New" w:cs="TH Sarabun New"/>
               </w:rPr>
               <w:t>กรณีที่</w:t>
             </w:r>
@@ -348,20 +400,22 @@
           <w:tcPr>
             <w:tcW w:type="dxa" w:w="1337"/>
             <w:tcMar>
-              <w:top w:w="120" w:type="dxa"/>
-              <w:bottom w:w="120" w:type="dxa"/>
-              <w:left w:w="150" w:type="dxa"/>
-              <w:right w:w="150" w:type="dxa"/>
+              <w:top w:w="100" w:type="dxa"/>
+              <w:bottom w:w="100" w:type="dxa"/>
+              <w:left w:w="130" w:type="dxa"/>
+              <w:right w:w="130" w:type="dxa"/>
             </w:tcMar>
             <w:shd w:fill="1E3A8A"/>
           </w:tcPr>
           <w:p>
             <w:r>
               <w:rPr>
-                <w:rFonts w:ascii="Sarabun" w:hAnsi="Sarabun"/>
+                <w:rFonts w:ascii="TH Sarabun New" w:hAnsi="TH Sarabun New"/>
                 <w:b/>
+                <w:i w:val="0"/>
                 <w:color w:val="FFFFFF"/>
-                <w:sz w:val="20"/>
+                <w:sz w:val="28"/>
+                <w:rFonts w:ascii="TH Sarabun New" w:hAnsi="TH Sarabun New" w:cs="TH Sarabun New"/>
               </w:rPr>
               <w:t>เส้นทางสำคัญที่ทดสอบ</w:t>
             </w:r>
@@ -371,20 +425,22 @@
           <w:tcPr>
             <w:tcW w:type="dxa" w:w="1337"/>
             <w:tcMar>
-              <w:top w:w="120" w:type="dxa"/>
-              <w:bottom w:w="120" w:type="dxa"/>
-              <w:left w:w="150" w:type="dxa"/>
-              <w:right w:w="150" w:type="dxa"/>
+              <w:top w:w="100" w:type="dxa"/>
+              <w:bottom w:w="100" w:type="dxa"/>
+              <w:left w:w="130" w:type="dxa"/>
+              <w:right w:w="130" w:type="dxa"/>
             </w:tcMar>
             <w:shd w:fill="1E3A8A"/>
           </w:tcPr>
           <w:p>
             <w:r>
               <w:rPr>
-                <w:rFonts w:ascii="Sarabun" w:hAnsi="Sarabun"/>
+                <w:rFonts w:ascii="TH Sarabun New" w:hAnsi="TH Sarabun New"/>
                 <w:b/>
+                <w:i w:val="0"/>
                 <w:color w:val="FFFFFF"/>
-                <w:sz w:val="20"/>
+                <w:sz w:val="28"/>
+                <w:rFonts w:ascii="TH Sarabun New" w:hAnsi="TH Sarabun New" w:cs="TH Sarabun New"/>
               </w:rPr>
               <w:t>ข้อมูลนำเข้า (Input Data)</w:t>
             </w:r>
@@ -394,20 +450,22 @@
           <w:tcPr>
             <w:tcW w:type="dxa" w:w="1337"/>
             <w:tcMar>
-              <w:top w:w="120" w:type="dxa"/>
-              <w:bottom w:w="120" w:type="dxa"/>
-              <w:left w:w="150" w:type="dxa"/>
-              <w:right w:w="150" w:type="dxa"/>
+              <w:top w:w="100" w:type="dxa"/>
+              <w:bottom w:w="100" w:type="dxa"/>
+              <w:left w:w="130" w:type="dxa"/>
+              <w:right w:w="130" w:type="dxa"/>
             </w:tcMar>
             <w:shd w:fill="1E3A8A"/>
           </w:tcPr>
           <w:p>
             <w:r>
               <w:rPr>
-                <w:rFonts w:ascii="Sarabun" w:hAnsi="Sarabun"/>
+                <w:rFonts w:ascii="TH Sarabun New" w:hAnsi="TH Sarabun New"/>
                 <w:b/>
+                <w:i w:val="0"/>
                 <w:color w:val="FFFFFF"/>
-                <w:sz w:val="20"/>
+                <w:sz w:val="28"/>
+                <w:rFonts w:ascii="TH Sarabun New" w:hAnsi="TH Sarabun New" w:cs="TH Sarabun New"/>
               </w:rPr>
               <w:t>ผลลัพธ์ที่คาดหวัง (Expected Result)</w:t>
             </w:r>
@@ -417,20 +475,22 @@
           <w:tcPr>
             <w:tcW w:type="dxa" w:w="1337"/>
             <w:tcMar>
-              <w:top w:w="120" w:type="dxa"/>
-              <w:bottom w:w="120" w:type="dxa"/>
-              <w:left w:w="150" w:type="dxa"/>
-              <w:right w:w="150" w:type="dxa"/>
+              <w:top w:w="100" w:type="dxa"/>
+              <w:bottom w:w="100" w:type="dxa"/>
+              <w:left w:w="130" w:type="dxa"/>
+              <w:right w:w="130" w:type="dxa"/>
             </w:tcMar>
             <w:shd w:fill="1E3A8A"/>
           </w:tcPr>
           <w:p>
             <w:r>
               <w:rPr>
-                <w:rFonts w:ascii="Sarabun" w:hAnsi="Sarabun"/>
+                <w:rFonts w:ascii="TH Sarabun New" w:hAnsi="TH Sarabun New"/>
                 <w:b/>
+                <w:i w:val="0"/>
                 <w:color w:val="FFFFFF"/>
-                <w:sz w:val="20"/>
+                <w:sz w:val="28"/>
+                <w:rFonts w:ascii="TH Sarabun New" w:hAnsi="TH Sarabun New" w:cs="TH Sarabun New"/>
               </w:rPr>
               <w:t>ผลลัพธ์ที่เกิดขึ้นจริง (Actual Result)</w:t>
             </w:r>
@@ -440,20 +500,22 @@
           <w:tcPr>
             <w:tcW w:type="dxa" w:w="1337"/>
             <w:tcMar>
-              <w:top w:w="120" w:type="dxa"/>
-              <w:bottom w:w="120" w:type="dxa"/>
-              <w:left w:w="150" w:type="dxa"/>
-              <w:right w:w="150" w:type="dxa"/>
+              <w:top w:w="100" w:type="dxa"/>
+              <w:bottom w:w="100" w:type="dxa"/>
+              <w:left w:w="130" w:type="dxa"/>
+              <w:right w:w="130" w:type="dxa"/>
             </w:tcMar>
             <w:shd w:fill="1E3A8A"/>
           </w:tcPr>
           <w:p>
             <w:r>
               <w:rPr>
-                <w:rFonts w:ascii="Sarabun" w:hAnsi="Sarabun"/>
+                <w:rFonts w:ascii="TH Sarabun New" w:hAnsi="TH Sarabun New"/>
                 <w:b/>
+                <w:i w:val="0"/>
                 <w:color w:val="FFFFFF"/>
-                <w:sz w:val="20"/>
+                <w:sz w:val="28"/>
+                <w:rFonts w:ascii="TH Sarabun New" w:hAnsi="TH Sarabun New" w:cs="TH Sarabun New"/>
               </w:rPr>
               <w:t>สถานะ</w:t>
             </w:r>
@@ -463,20 +525,22 @@
           <w:tcPr>
             <w:tcW w:type="dxa" w:w="1337"/>
             <w:tcMar>
-              <w:top w:w="120" w:type="dxa"/>
-              <w:bottom w:w="120" w:type="dxa"/>
-              <w:left w:w="150" w:type="dxa"/>
-              <w:right w:w="150" w:type="dxa"/>
+              <w:top w:w="100" w:type="dxa"/>
+              <w:bottom w:w="100" w:type="dxa"/>
+              <w:left w:w="130" w:type="dxa"/>
+              <w:right w:w="130" w:type="dxa"/>
             </w:tcMar>
             <w:shd w:fill="1E3A8A"/>
           </w:tcPr>
           <w:p>
             <w:r>
               <w:rPr>
-                <w:rFonts w:ascii="Sarabun" w:hAnsi="Sarabun"/>
+                <w:rFonts w:ascii="TH Sarabun New" w:hAnsi="TH Sarabun New"/>
                 <w:b/>
+                <w:i w:val="0"/>
                 <w:color w:val="FFFFFF"/>
-                <w:sz w:val="20"/>
+                <w:sz w:val="28"/>
+                <w:rFonts w:ascii="TH Sarabun New" w:hAnsi="TH Sarabun New" w:cs="TH Sarabun New"/>
               </w:rPr>
               <w:t>วิธีแก้ไขหรือการจัดการปัญหา</w:t>
             </w:r>
@@ -488,19 +552,22 @@
           <w:tcPr>
             <w:tcW w:type="dxa" w:w="1337"/>
             <w:tcMar>
-              <w:top w:w="120" w:type="dxa"/>
-              <w:bottom w:w="120" w:type="dxa"/>
-              <w:left w:w="150" w:type="dxa"/>
-              <w:right w:w="150" w:type="dxa"/>
+              <w:top w:w="100" w:type="dxa"/>
+              <w:bottom w:w="100" w:type="dxa"/>
+              <w:left w:w="130" w:type="dxa"/>
+              <w:right w:w="130" w:type="dxa"/>
             </w:tcMar>
             <w:shd w:fill="F8FAFC"/>
           </w:tcPr>
           <w:p>
             <w:r>
               <w:rPr>
-                <w:rFonts w:ascii="Sarabun" w:hAnsi="Sarabun"/>
+                <w:rFonts w:ascii="TH Sarabun New" w:hAnsi="TH Sarabun New"/>
+                <w:b w:val="0"/>
+                <w:i w:val="0"/>
                 <w:color w:val="1E293B"/>
-                <w:sz w:val="19"/>
+                <w:sz w:val="27"/>
+                <w:rFonts w:ascii="TH Sarabun New" w:hAnsi="TH Sarabun New" w:cs="TH Sarabun New"/>
               </w:rPr>
               <w:t>**TC-01**</w:t>
             </w:r>
@@ -510,19 +577,22 @@
           <w:tcPr>
             <w:tcW w:type="dxa" w:w="1337"/>
             <w:tcMar>
-              <w:top w:w="120" w:type="dxa"/>
-              <w:bottom w:w="120" w:type="dxa"/>
-              <w:left w:w="150" w:type="dxa"/>
-              <w:right w:w="150" w:type="dxa"/>
+              <w:top w:w="100" w:type="dxa"/>
+              <w:bottom w:w="100" w:type="dxa"/>
+              <w:left w:w="130" w:type="dxa"/>
+              <w:right w:w="130" w:type="dxa"/>
             </w:tcMar>
             <w:shd w:fill="F8FAFC"/>
           </w:tcPr>
           <w:p>
             <w:r>
               <w:rPr>
-                <w:rFonts w:ascii="Sarabun" w:hAnsi="Sarabun"/>
+                <w:rFonts w:ascii="TH Sarabun New" w:hAnsi="TH Sarabun New"/>
+                <w:b w:val="0"/>
+                <w:i w:val="0"/>
                 <w:color w:val="1E293B"/>
-                <w:sz w:val="19"/>
+                <w:sz w:val="27"/>
+                <w:rFonts w:ascii="TH Sarabun New" w:hAnsi="TH Sarabun New" w:cs="TH Sarabun New"/>
               </w:rPr>
               <w:t>**สมัครสมาชิก (Register)**</w:t>
             </w:r>
@@ -532,19 +602,22 @@
           <w:tcPr>
             <w:tcW w:type="dxa" w:w="1337"/>
             <w:tcMar>
-              <w:top w:w="120" w:type="dxa"/>
-              <w:bottom w:w="120" w:type="dxa"/>
-              <w:left w:w="150" w:type="dxa"/>
-              <w:right w:w="150" w:type="dxa"/>
+              <w:top w:w="100" w:type="dxa"/>
+              <w:bottom w:w="100" w:type="dxa"/>
+              <w:left w:w="130" w:type="dxa"/>
+              <w:right w:w="130" w:type="dxa"/>
             </w:tcMar>
             <w:shd w:fill="F8FAFC"/>
           </w:tcPr>
           <w:p>
             <w:r>
               <w:rPr>
-                <w:rFonts w:ascii="Sarabun" w:hAnsi="Sarabun"/>
+                <w:rFonts w:ascii="TH Sarabun New" w:hAnsi="TH Sarabun New"/>
+                <w:b w:val="0"/>
+                <w:i w:val="0"/>
                 <w:color w:val="1E293B"/>
-                <w:sz w:val="19"/>
+                <w:sz w:val="27"/>
+                <w:rFonts w:ascii="TH Sarabun New" w:hAnsi="TH Sarabun New" w:cs="TH Sarabun New"/>
               </w:rPr>
               <w:t>`username`: thanawat99&lt;br&gt;`email`: thanawat99@test.com&lt;br&gt;`password`: pass123&lt;br&gt;`full_name`: ธนวัฒน์ ทดสอบ</w:t>
             </w:r>
@@ -554,19 +627,22 @@
           <w:tcPr>
             <w:tcW w:type="dxa" w:w="1337"/>
             <w:tcMar>
-              <w:top w:w="120" w:type="dxa"/>
-              <w:bottom w:w="120" w:type="dxa"/>
-              <w:left w:w="150" w:type="dxa"/>
-              <w:right w:w="150" w:type="dxa"/>
+              <w:top w:w="100" w:type="dxa"/>
+              <w:bottom w:w="100" w:type="dxa"/>
+              <w:left w:w="130" w:type="dxa"/>
+              <w:right w:w="130" w:type="dxa"/>
             </w:tcMar>
             <w:shd w:fill="F8FAFC"/>
           </w:tcPr>
           <w:p>
             <w:r>
               <w:rPr>
-                <w:rFonts w:ascii="Sarabun" w:hAnsi="Sarabun"/>
+                <w:rFonts w:ascii="TH Sarabun New" w:hAnsi="TH Sarabun New"/>
+                <w:b w:val="0"/>
+                <w:i w:val="0"/>
                 <w:color w:val="1E293B"/>
-                <w:sz w:val="19"/>
+                <w:sz w:val="27"/>
+                <w:rFonts w:ascii="TH Sarabun New" w:hAnsi="TH Sarabun New" w:cs="TH Sarabun New"/>
               </w:rPr>
               <w:t>บันทึกข้อมูลลงตาราง `users` สำเร็จ, สร้างตะกร้า `carts` ให้อัตโนมัติ, ตอบกลับ HTTP 201</w:t>
             </w:r>
@@ -576,19 +652,22 @@
           <w:tcPr>
             <w:tcW w:type="dxa" w:w="1337"/>
             <w:tcMar>
-              <w:top w:w="120" w:type="dxa"/>
-              <w:bottom w:w="120" w:type="dxa"/>
-              <w:left w:w="150" w:type="dxa"/>
-              <w:right w:w="150" w:type="dxa"/>
+              <w:top w:w="100" w:type="dxa"/>
+              <w:bottom w:w="100" w:type="dxa"/>
+              <w:left w:w="130" w:type="dxa"/>
+              <w:right w:w="130" w:type="dxa"/>
             </w:tcMar>
             <w:shd w:fill="F8FAFC"/>
           </w:tcPr>
           <w:p>
             <w:r>
               <w:rPr>
-                <w:rFonts w:ascii="Sarabun" w:hAnsi="Sarabun"/>
+                <w:rFonts w:ascii="TH Sarabun New" w:hAnsi="TH Sarabun New"/>
+                <w:b w:val="0"/>
+                <w:i w:val="0"/>
                 <w:color w:val="1E293B"/>
-                <w:sz w:val="19"/>
+                <w:sz w:val="27"/>
+                <w:rFonts w:ascii="TH Sarabun New" w:hAnsi="TH Sarabun New" w:cs="TH Sarabun New"/>
               </w:rPr>
               <w:t>บันทึกลงตาราง users และ carts สำเร็จ ตอบกลับรหัส 201</w:t>
             </w:r>
@@ -598,19 +677,22 @@
           <w:tcPr>
             <w:tcW w:type="dxa" w:w="1337"/>
             <w:tcMar>
-              <w:top w:w="120" w:type="dxa"/>
-              <w:bottom w:w="120" w:type="dxa"/>
-              <w:left w:w="150" w:type="dxa"/>
-              <w:right w:w="150" w:type="dxa"/>
+              <w:top w:w="100" w:type="dxa"/>
+              <w:bottom w:w="100" w:type="dxa"/>
+              <w:left w:w="130" w:type="dxa"/>
+              <w:right w:w="130" w:type="dxa"/>
             </w:tcMar>
             <w:shd w:fill="F8FAFC"/>
           </w:tcPr>
           <w:p>
             <w:r>
               <w:rPr>
-                <w:rFonts w:ascii="Sarabun" w:hAnsi="Sarabun"/>
+                <w:rFonts w:ascii="TH Sarabun New" w:hAnsi="TH Sarabun New"/>
+                <w:b w:val="0"/>
+                <w:i w:val="0"/>
                 <w:color w:val="1E293B"/>
-                <w:sz w:val="19"/>
+                <w:sz w:val="27"/>
+                <w:rFonts w:ascii="TH Sarabun New" w:hAnsi="TH Sarabun New" w:cs="TH Sarabun New"/>
               </w:rPr>
               <w:t>**ผ่าน (PASS)**</w:t>
             </w:r>
@@ -620,19 +702,22 @@
           <w:tcPr>
             <w:tcW w:type="dxa" w:w="1337"/>
             <w:tcMar>
-              <w:top w:w="120" w:type="dxa"/>
-              <w:bottom w:w="120" w:type="dxa"/>
-              <w:left w:w="150" w:type="dxa"/>
-              <w:right w:w="150" w:type="dxa"/>
+              <w:top w:w="100" w:type="dxa"/>
+              <w:bottom w:w="100" w:type="dxa"/>
+              <w:left w:w="130" w:type="dxa"/>
+              <w:right w:w="130" w:type="dxa"/>
             </w:tcMar>
             <w:shd w:fill="F8FAFC"/>
           </w:tcPr>
           <w:p>
             <w:r>
               <w:rPr>
-                <w:rFonts w:ascii="Sarabun" w:hAnsi="Sarabun"/>
+                <w:rFonts w:ascii="TH Sarabun New" w:hAnsi="TH Sarabun New"/>
+                <w:b w:val="0"/>
+                <w:i w:val="0"/>
                 <w:color w:val="1E293B"/>
-                <w:sz w:val="19"/>
+                <w:sz w:val="27"/>
+                <w:rFonts w:ascii="TH Sarabun New" w:hAnsi="TH Sarabun New" w:cs="TH Sarabun New"/>
               </w:rPr>
               <w:t>กำหนด `UNIQUE(username, email)` และ Default `role_id = 1` (ลูกค้า)</w:t>
             </w:r>
@@ -644,19 +729,22 @@
           <w:tcPr>
             <w:tcW w:type="dxa" w:w="1337"/>
             <w:tcMar>
-              <w:top w:w="120" w:type="dxa"/>
-              <w:bottom w:w="120" w:type="dxa"/>
-              <w:left w:w="150" w:type="dxa"/>
-              <w:right w:w="150" w:type="dxa"/>
+              <w:top w:w="100" w:type="dxa"/>
+              <w:bottom w:w="100" w:type="dxa"/>
+              <w:left w:w="130" w:type="dxa"/>
+              <w:right w:w="130" w:type="dxa"/>
             </w:tcMar>
             <w:shd w:fill="FFFFFF"/>
           </w:tcPr>
           <w:p>
             <w:r>
               <w:rPr>
-                <w:rFonts w:ascii="Sarabun" w:hAnsi="Sarabun"/>
+                <w:rFonts w:ascii="TH Sarabun New" w:hAnsi="TH Sarabun New"/>
+                <w:b w:val="0"/>
+                <w:i w:val="0"/>
                 <w:color w:val="1E293B"/>
-                <w:sz w:val="19"/>
+                <w:sz w:val="27"/>
+                <w:rFonts w:ascii="TH Sarabun New" w:hAnsi="TH Sarabun New" w:cs="TH Sarabun New"/>
               </w:rPr>
               <w:t>**TC-02**</w:t>
             </w:r>
@@ -666,19 +754,22 @@
           <w:tcPr>
             <w:tcW w:type="dxa" w:w="1337"/>
             <w:tcMar>
-              <w:top w:w="120" w:type="dxa"/>
-              <w:bottom w:w="120" w:type="dxa"/>
-              <w:left w:w="150" w:type="dxa"/>
-              <w:right w:w="150" w:type="dxa"/>
+              <w:top w:w="100" w:type="dxa"/>
+              <w:bottom w:w="100" w:type="dxa"/>
+              <w:left w:w="130" w:type="dxa"/>
+              <w:right w:w="130" w:type="dxa"/>
             </w:tcMar>
             <w:shd w:fill="FFFFFF"/>
           </w:tcPr>
           <w:p>
             <w:r>
               <w:rPr>
-                <w:rFonts w:ascii="Sarabun" w:hAnsi="Sarabun"/>
+                <w:rFonts w:ascii="TH Sarabun New" w:hAnsi="TH Sarabun New"/>
+                <w:b w:val="0"/>
+                <w:i w:val="0"/>
                 <w:color w:val="1E293B"/>
-                <w:sz w:val="19"/>
+                <w:sz w:val="27"/>
+                <w:rFonts w:ascii="TH Sarabun New" w:hAnsi="TH Sarabun New" w:cs="TH Sarabun New"/>
               </w:rPr>
               <w:t>**ค้นหาและคัดกรอง E-Book (Search &amp; Filter)**</w:t>
             </w:r>
@@ -688,19 +779,22 @@
           <w:tcPr>
             <w:tcW w:type="dxa" w:w="1337"/>
             <w:tcMar>
-              <w:top w:w="120" w:type="dxa"/>
-              <w:bottom w:w="120" w:type="dxa"/>
-              <w:left w:w="150" w:type="dxa"/>
-              <w:right w:w="150" w:type="dxa"/>
+              <w:top w:w="100" w:type="dxa"/>
+              <w:bottom w:w="100" w:type="dxa"/>
+              <w:left w:w="130" w:type="dxa"/>
+              <w:right w:w="130" w:type="dxa"/>
             </w:tcMar>
             <w:shd w:fill="FFFFFF"/>
           </w:tcPr>
           <w:p>
             <w:r>
               <w:rPr>
-                <w:rFonts w:ascii="Sarabun" w:hAnsi="Sarabun"/>
+                <w:rFonts w:ascii="TH Sarabun New" w:hAnsi="TH Sarabun New"/>
+                <w:b w:val="0"/>
+                <w:i w:val="0"/>
                 <w:color w:val="1E293B"/>
-                <w:sz w:val="19"/>
+                <w:sz w:val="27"/>
+                <w:rFonts w:ascii="TH Sarabun New" w:hAnsi="TH Sarabun New" w:cs="TH Sarabun New"/>
               </w:rPr>
               <w:t>พิมพ์ค้นหา "Database" หรือคลิกหมวดหมู่ "เทคโนโลยีและการเขียนโปรแกรม"</w:t>
             </w:r>
@@ -710,19 +804,22 @@
           <w:tcPr>
             <w:tcW w:type="dxa" w:w="1337"/>
             <w:tcMar>
-              <w:top w:w="120" w:type="dxa"/>
-              <w:bottom w:w="120" w:type="dxa"/>
-              <w:left w:w="150" w:type="dxa"/>
-              <w:right w:w="150" w:type="dxa"/>
+              <w:top w:w="100" w:type="dxa"/>
+              <w:bottom w:w="100" w:type="dxa"/>
+              <w:left w:w="130" w:type="dxa"/>
+              <w:right w:w="130" w:type="dxa"/>
             </w:tcMar>
             <w:shd w:fill="FFFFFF"/>
           </w:tcPr>
           <w:p>
             <w:r>
               <w:rPr>
-                <w:rFonts w:ascii="Sarabun" w:hAnsi="Sarabun"/>
+                <w:rFonts w:ascii="TH Sarabun New" w:hAnsi="TH Sarabun New"/>
+                <w:b w:val="0"/>
+                <w:i w:val="0"/>
                 <w:color w:val="1E293B"/>
-                <w:sz w:val="19"/>
+                <w:sz w:val="27"/>
+                <w:rFonts w:ascii="TH Sarabun New" w:hAnsi="TH Sarabun New" w:cs="TH Sarabun New"/>
               </w:rPr>
               <w:t>แสดงเฉพาะหนังสือที่มีชื่อตรง หรือสังกัดหมวดหมู่ที่เลือก พร้อมจำนวนนับเล่มถูกต้อง</w:t>
             </w:r>
@@ -732,19 +829,22 @@
           <w:tcPr>
             <w:tcW w:type="dxa" w:w="1337"/>
             <w:tcMar>
-              <w:top w:w="120" w:type="dxa"/>
-              <w:bottom w:w="120" w:type="dxa"/>
-              <w:left w:w="150" w:type="dxa"/>
-              <w:right w:w="150" w:type="dxa"/>
+              <w:top w:w="100" w:type="dxa"/>
+              <w:bottom w:w="100" w:type="dxa"/>
+              <w:left w:w="130" w:type="dxa"/>
+              <w:right w:w="130" w:type="dxa"/>
             </w:tcMar>
             <w:shd w:fill="FFFFFF"/>
           </w:tcPr>
           <w:p>
             <w:r>
               <w:rPr>
-                <w:rFonts w:ascii="Sarabun" w:hAnsi="Sarabun"/>
+                <w:rFonts w:ascii="TH Sarabun New" w:hAnsi="TH Sarabun New"/>
+                <w:b w:val="0"/>
+                <w:i w:val="0"/>
                 <w:color w:val="1E293B"/>
-                <w:sz w:val="19"/>
+                <w:sz w:val="27"/>
+                <w:rFonts w:ascii="TH Sarabun New" w:hAnsi="TH Sarabun New" w:cs="TH Sarabun New"/>
               </w:rPr>
               <w:t>แสดงคู่มือ Modern Database Design เล่มเดียว พร้อมจำนวนนับถูกต้อง</w:t>
             </w:r>
@@ -754,19 +854,22 @@
           <w:tcPr>
             <w:tcW w:type="dxa" w:w="1337"/>
             <w:tcMar>
-              <w:top w:w="120" w:type="dxa"/>
-              <w:bottom w:w="120" w:type="dxa"/>
-              <w:left w:w="150" w:type="dxa"/>
-              <w:right w:w="150" w:type="dxa"/>
+              <w:top w:w="100" w:type="dxa"/>
+              <w:bottom w:w="100" w:type="dxa"/>
+              <w:left w:w="130" w:type="dxa"/>
+              <w:right w:w="130" w:type="dxa"/>
             </w:tcMar>
             <w:shd w:fill="FFFFFF"/>
           </w:tcPr>
           <w:p>
             <w:r>
               <w:rPr>
-                <w:rFonts w:ascii="Sarabun" w:hAnsi="Sarabun"/>
+                <w:rFonts w:ascii="TH Sarabun New" w:hAnsi="TH Sarabun New"/>
+                <w:b w:val="0"/>
+                <w:i w:val="0"/>
                 <w:color w:val="1E293B"/>
-                <w:sz w:val="19"/>
+                <w:sz w:val="27"/>
+                <w:rFonts w:ascii="TH Sarabun New" w:hAnsi="TH Sarabun New" w:cs="TH Sarabun New"/>
               </w:rPr>
               <w:t>**ผ่าน (PASS)**</w:t>
             </w:r>
@@ -776,19 +879,22 @@
           <w:tcPr>
             <w:tcW w:type="dxa" w:w="1337"/>
             <w:tcMar>
-              <w:top w:w="120" w:type="dxa"/>
-              <w:bottom w:w="120" w:type="dxa"/>
-              <w:left w:w="150" w:type="dxa"/>
-              <w:right w:w="150" w:type="dxa"/>
+              <w:top w:w="100" w:type="dxa"/>
+              <w:bottom w:w="100" w:type="dxa"/>
+              <w:left w:w="130" w:type="dxa"/>
+              <w:right w:w="130" w:type="dxa"/>
             </w:tcMar>
             <w:shd w:fill="FFFFFF"/>
           </w:tcPr>
           <w:p>
             <w:r>
               <w:rPr>
-                <w:rFonts w:ascii="Sarabun" w:hAnsi="Sarabun"/>
+                <w:rFonts w:ascii="TH Sarabun New" w:hAnsi="TH Sarabun New"/>
+                <w:b w:val="0"/>
+                <w:i w:val="0"/>
                 <w:color w:val="1E293B"/>
-                <w:sz w:val="19"/>
+                <w:sz w:val="27"/>
+                <w:rFonts w:ascii="TH Sarabun New" w:hAnsi="TH Sarabun New" w:cs="TH Sarabun New"/>
               </w:rPr>
               <w:t>ใช้คำสั่ง `WHERE b.category_id = ? AND (b.title LIKE ?)` พร้อม Index บน `category_id`</w:t>
             </w:r>
@@ -800,19 +906,22 @@
           <w:tcPr>
             <w:tcW w:type="dxa" w:w="1337"/>
             <w:tcMar>
-              <w:top w:w="120" w:type="dxa"/>
-              <w:bottom w:w="120" w:type="dxa"/>
-              <w:left w:w="150" w:type="dxa"/>
-              <w:right w:w="150" w:type="dxa"/>
+              <w:top w:w="100" w:type="dxa"/>
+              <w:bottom w:w="100" w:type="dxa"/>
+              <w:left w:w="130" w:type="dxa"/>
+              <w:right w:w="130" w:type="dxa"/>
             </w:tcMar>
             <w:shd w:fill="F8FAFC"/>
           </w:tcPr>
           <w:p>
             <w:r>
               <w:rPr>
-                <w:rFonts w:ascii="Sarabun" w:hAnsi="Sarabun"/>
+                <w:rFonts w:ascii="TH Sarabun New" w:hAnsi="TH Sarabun New"/>
+                <w:b w:val="0"/>
+                <w:i w:val="0"/>
                 <w:color w:val="1E293B"/>
-                <w:sz w:val="19"/>
+                <w:sz w:val="27"/>
+                <w:rFonts w:ascii="TH Sarabun New" w:hAnsi="TH Sarabun New" w:cs="TH Sarabun New"/>
               </w:rPr>
               <w:t>**TC-03**</w:t>
             </w:r>
@@ -822,19 +931,22 @@
           <w:tcPr>
             <w:tcW w:type="dxa" w:w="1337"/>
             <w:tcMar>
-              <w:top w:w="120" w:type="dxa"/>
-              <w:bottom w:w="120" w:type="dxa"/>
-              <w:left w:w="150" w:type="dxa"/>
-              <w:right w:w="150" w:type="dxa"/>
+              <w:top w:w="100" w:type="dxa"/>
+              <w:bottom w:w="100" w:type="dxa"/>
+              <w:left w:w="130" w:type="dxa"/>
+              <w:right w:w="130" w:type="dxa"/>
             </w:tcMar>
             <w:shd w:fill="F8FAFC"/>
           </w:tcPr>
           <w:p>
             <w:r>
               <w:rPr>
-                <w:rFonts w:ascii="Sarabun" w:hAnsi="Sarabun"/>
+                <w:rFonts w:ascii="TH Sarabun New" w:hAnsi="TH Sarabun New"/>
+                <w:b w:val="0"/>
+                <w:i w:val="0"/>
                 <w:color w:val="1E293B"/>
-                <w:sz w:val="19"/>
+                <w:sz w:val="27"/>
+                <w:rFonts w:ascii="TH Sarabun New" w:hAnsi="TH Sarabun New" w:cs="TH Sarabun New"/>
               </w:rPr>
               <w:t>**ใส่ตะกร้าและคำนวณยอด (Cart Management)**</w:t>
             </w:r>
@@ -844,19 +956,22 @@
           <w:tcPr>
             <w:tcW w:type="dxa" w:w="1337"/>
             <w:tcMar>
-              <w:top w:w="120" w:type="dxa"/>
-              <w:bottom w:w="120" w:type="dxa"/>
-              <w:left w:w="150" w:type="dxa"/>
-              <w:right w:w="150" w:type="dxa"/>
+              <w:top w:w="100" w:type="dxa"/>
+              <w:bottom w:w="100" w:type="dxa"/>
+              <w:left w:w="130" w:type="dxa"/>
+              <w:right w:w="130" w:type="dxa"/>
             </w:tcMar>
             <w:shd w:fill="F8FAFC"/>
           </w:tcPr>
           <w:p>
             <w:r>
               <w:rPr>
-                <w:rFonts w:ascii="Sarabun" w:hAnsi="Sarabun"/>
+                <w:rFonts w:ascii="TH Sarabun New" w:hAnsi="TH Sarabun New"/>
+                <w:b w:val="0"/>
+                <w:i w:val="0"/>
                 <w:color w:val="1E293B"/>
-                <w:sz w:val="19"/>
+                <w:sz w:val="27"/>
+                <w:rFonts w:ascii="TH Sarabun New" w:hAnsi="TH Sarabun New" w:cs="TH Sarabun New"/>
               </w:rPr>
               <w:t>คลิก "ใส่ตะกร้า" หนังสือ ID: 1 (฿350) และ ID: 2 (฿290)</w:t>
             </w:r>
@@ -866,19 +981,22 @@
           <w:tcPr>
             <w:tcW w:type="dxa" w:w="1337"/>
             <w:tcMar>
-              <w:top w:w="120" w:type="dxa"/>
-              <w:bottom w:w="120" w:type="dxa"/>
-              <w:left w:w="150" w:type="dxa"/>
-              <w:right w:w="150" w:type="dxa"/>
+              <w:top w:w="100" w:type="dxa"/>
+              <w:bottom w:w="100" w:type="dxa"/>
+              <w:left w:w="130" w:type="dxa"/>
+              <w:right w:w="130" w:type="dxa"/>
             </w:tcMar>
             <w:shd w:fill="F8FAFC"/>
           </w:tcPr>
           <w:p>
             <w:r>
               <w:rPr>
-                <w:rFonts w:ascii="Sarabun" w:hAnsi="Sarabun"/>
+                <w:rFonts w:ascii="TH Sarabun New" w:hAnsi="TH Sarabun New"/>
+                <w:b w:val="0"/>
+                <w:i w:val="0"/>
                 <w:color w:val="1E293B"/>
-                <w:sz w:val="19"/>
+                <w:sz w:val="27"/>
+                <w:rFonts w:ascii="TH Sarabun New" w:hAnsi="TH Sarabun New" w:cs="TH Sarabun New"/>
               </w:rPr>
               <w:t>เพิ่มลงตาราง `cart_items` คำนวณยอดรวม ฿640.00 ถูกต้อง และไม่สามารถเพิ่มเล่มเดิมซ้ำได้</w:t>
             </w:r>
@@ -888,19 +1006,22 @@
           <w:tcPr>
             <w:tcW w:type="dxa" w:w="1337"/>
             <w:tcMar>
-              <w:top w:w="120" w:type="dxa"/>
-              <w:bottom w:w="120" w:type="dxa"/>
-              <w:left w:w="150" w:type="dxa"/>
-              <w:right w:w="150" w:type="dxa"/>
+              <w:top w:w="100" w:type="dxa"/>
+              <w:bottom w:w="100" w:type="dxa"/>
+              <w:left w:w="130" w:type="dxa"/>
+              <w:right w:w="130" w:type="dxa"/>
             </w:tcMar>
             <w:shd w:fill="F8FAFC"/>
           </w:tcPr>
           <w:p>
             <w:r>
               <w:rPr>
-                <w:rFonts w:ascii="Sarabun" w:hAnsi="Sarabun"/>
+                <w:rFonts w:ascii="TH Sarabun New" w:hAnsi="TH Sarabun New"/>
+                <w:b w:val="0"/>
+                <w:i w:val="0"/>
                 <w:color w:val="1E293B"/>
-                <w:sz w:val="19"/>
+                <w:sz w:val="27"/>
+                <w:rFonts w:ascii="TH Sarabun New" w:hAnsi="TH Sarabun New" w:cs="TH Sarabun New"/>
               </w:rPr>
               <w:t>สินค้าเพิ่มในตะกร้า ยอดรวมอัปเดตตรงเป๊ะ ป้องกันการเพิ่มเล่มเดิมซ้ำ</w:t>
             </w:r>
@@ -910,19 +1031,22 @@
           <w:tcPr>
             <w:tcW w:type="dxa" w:w="1337"/>
             <w:tcMar>
-              <w:top w:w="120" w:type="dxa"/>
-              <w:bottom w:w="120" w:type="dxa"/>
-              <w:left w:w="150" w:type="dxa"/>
-              <w:right w:w="150" w:type="dxa"/>
+              <w:top w:w="100" w:type="dxa"/>
+              <w:bottom w:w="100" w:type="dxa"/>
+              <w:left w:w="130" w:type="dxa"/>
+              <w:right w:w="130" w:type="dxa"/>
             </w:tcMar>
             <w:shd w:fill="F8FAFC"/>
           </w:tcPr>
           <w:p>
             <w:r>
               <w:rPr>
-                <w:rFonts w:ascii="Sarabun" w:hAnsi="Sarabun"/>
+                <w:rFonts w:ascii="TH Sarabun New" w:hAnsi="TH Sarabun New"/>
+                <w:b w:val="0"/>
+                <w:i w:val="0"/>
                 <w:color w:val="1E293B"/>
-                <w:sz w:val="19"/>
+                <w:sz w:val="27"/>
+                <w:rFonts w:ascii="TH Sarabun New" w:hAnsi="TH Sarabun New" w:cs="TH Sarabun New"/>
               </w:rPr>
               <w:t>**ผ่าน (PASS)**</w:t>
             </w:r>
@@ -932,19 +1056,22 @@
           <w:tcPr>
             <w:tcW w:type="dxa" w:w="1337"/>
             <w:tcMar>
-              <w:top w:w="120" w:type="dxa"/>
-              <w:bottom w:w="120" w:type="dxa"/>
-              <w:left w:w="150" w:type="dxa"/>
-              <w:right w:w="150" w:type="dxa"/>
+              <w:top w:w="100" w:type="dxa"/>
+              <w:bottom w:w="100" w:type="dxa"/>
+              <w:left w:w="130" w:type="dxa"/>
+              <w:right w:w="130" w:type="dxa"/>
             </w:tcMar>
             <w:shd w:fill="F8FAFC"/>
           </w:tcPr>
           <w:p>
             <w:r>
               <w:rPr>
-                <w:rFonts w:ascii="Sarabun" w:hAnsi="Sarabun"/>
+                <w:rFonts w:ascii="TH Sarabun New" w:hAnsi="TH Sarabun New"/>
+                <w:b w:val="0"/>
+                <w:i w:val="0"/>
                 <w:color w:val="1E293B"/>
-                <w:sz w:val="19"/>
+                <w:sz w:val="27"/>
+                <w:rFonts w:ascii="TH Sarabun New" w:hAnsi="TH Sarabun New" w:cs="TH Sarabun New"/>
               </w:rPr>
               <w:t>ใช้ `UNIQUE(cart_id, ebook_id)` และ `quantity = 1 CHECK (quantity = 1)`</w:t>
             </w:r>
@@ -956,19 +1083,22 @@
           <w:tcPr>
             <w:tcW w:type="dxa" w:w="1337"/>
             <w:tcMar>
-              <w:top w:w="120" w:type="dxa"/>
-              <w:bottom w:w="120" w:type="dxa"/>
-              <w:left w:w="150" w:type="dxa"/>
-              <w:right w:w="150" w:type="dxa"/>
+              <w:top w:w="100" w:type="dxa"/>
+              <w:bottom w:w="100" w:type="dxa"/>
+              <w:left w:w="130" w:type="dxa"/>
+              <w:right w:w="130" w:type="dxa"/>
             </w:tcMar>
             <w:shd w:fill="FFFFFF"/>
           </w:tcPr>
           <w:p>
             <w:r>
               <w:rPr>
-                <w:rFonts w:ascii="Sarabun" w:hAnsi="Sarabun"/>
+                <w:rFonts w:ascii="TH Sarabun New" w:hAnsi="TH Sarabun New"/>
+                <w:b w:val="0"/>
+                <w:i w:val="0"/>
                 <w:color w:val="1E293B"/>
-                <w:sz w:val="19"/>
+                <w:sz w:val="27"/>
+                <w:rFonts w:ascii="TH Sarabun New" w:hAnsi="TH Sarabun New" w:cs="TH Sarabun New"/>
               </w:rPr>
               <w:t>**TC-04**</w:t>
             </w:r>
@@ -978,19 +1108,22 @@
           <w:tcPr>
             <w:tcW w:type="dxa" w:w="1337"/>
             <w:tcMar>
-              <w:top w:w="120" w:type="dxa"/>
-              <w:bottom w:w="120" w:type="dxa"/>
-              <w:left w:w="150" w:type="dxa"/>
-              <w:right w:w="150" w:type="dxa"/>
+              <w:top w:w="100" w:type="dxa"/>
+              <w:bottom w:w="100" w:type="dxa"/>
+              <w:left w:w="130" w:type="dxa"/>
+              <w:right w:w="130" w:type="dxa"/>
             </w:tcMar>
             <w:shd w:fill="FFFFFF"/>
           </w:tcPr>
           <w:p>
             <w:r>
               <w:rPr>
-                <w:rFonts w:ascii="Sarabun" w:hAnsi="Sarabun"/>
+                <w:rFonts w:ascii="TH Sarabun New" w:hAnsi="TH Sarabun New"/>
+                <w:b w:val="0"/>
+                <w:i w:val="0"/>
                 <w:color w:val="1E293B"/>
-                <w:sz w:val="19"/>
+                <w:sz w:val="27"/>
+                <w:rFonts w:ascii="TH Sarabun New" w:hAnsi="TH Sarabun New" w:cs="TH Sarabun New"/>
               </w:rPr>
               <w:t>**สั่งซื้อและชำระเงินจำลอง (Checkout &amp; Mock Pay)**</w:t>
             </w:r>
@@ -1000,19 +1133,22 @@
           <w:tcPr>
             <w:tcW w:type="dxa" w:w="1337"/>
             <w:tcMar>
-              <w:top w:w="120" w:type="dxa"/>
-              <w:bottom w:w="120" w:type="dxa"/>
-              <w:left w:w="150" w:type="dxa"/>
-              <w:right w:w="150" w:type="dxa"/>
+              <w:top w:w="100" w:type="dxa"/>
+              <w:bottom w:w="100" w:type="dxa"/>
+              <w:left w:w="130" w:type="dxa"/>
+              <w:right w:w="130" w:type="dxa"/>
             </w:tcMar>
             <w:shd w:fill="FFFFFF"/>
           </w:tcPr>
           <w:p>
             <w:r>
               <w:rPr>
-                <w:rFonts w:ascii="Sarabun" w:hAnsi="Sarabun"/>
+                <w:rFonts w:ascii="TH Sarabun New" w:hAnsi="TH Sarabun New"/>
+                <w:b w:val="0"/>
+                <w:i w:val="0"/>
                 <w:color w:val="1E293B"/>
-                <w:sz w:val="19"/>
+                <w:sz w:val="27"/>
+                <w:rFonts w:ascii="TH Sarabun New" w:hAnsi="TH Sarabun New" w:cs="TH Sarabun New"/>
               </w:rPr>
               <w:t>กด Checkout จากตะกร้า และแนบสลิปจำลอง `slip_mock_01.png`</w:t>
             </w:r>
@@ -1022,19 +1158,22 @@
           <w:tcPr>
             <w:tcW w:type="dxa" w:w="1337"/>
             <w:tcMar>
-              <w:top w:w="120" w:type="dxa"/>
-              <w:bottom w:w="120" w:type="dxa"/>
-              <w:left w:w="150" w:type="dxa"/>
-              <w:right w:w="150" w:type="dxa"/>
+              <w:top w:w="100" w:type="dxa"/>
+              <w:bottom w:w="100" w:type="dxa"/>
+              <w:left w:w="130" w:type="dxa"/>
+              <w:right w:w="130" w:type="dxa"/>
             </w:tcMar>
             <w:shd w:fill="FFFFFF"/>
           </w:tcPr>
           <w:p>
             <w:r>
               <w:rPr>
-                <w:rFonts w:ascii="Sarabun" w:hAnsi="Sarabun"/>
+                <w:rFonts w:ascii="TH Sarabun New" w:hAnsi="TH Sarabun New"/>
+                <w:b w:val="0"/>
+                <w:i w:val="0"/>
                 <w:color w:val="1E293B"/>
-                <w:sz w:val="19"/>
+                <w:sz w:val="27"/>
+                <w:rFonts w:ascii="TH Sarabun New" w:hAnsi="TH Sarabun New" w:cs="TH Sarabun New"/>
               </w:rPr>
               <w:t>สร้างออเดอร์ใน `orders` สถานะ `'pending'` บันทึก `order_items` ล้างตะกร้า และบันทึก `payments`</w:t>
             </w:r>
@@ -1044,19 +1183,22 @@
           <w:tcPr>
             <w:tcW w:type="dxa" w:w="1337"/>
             <w:tcMar>
-              <w:top w:w="120" w:type="dxa"/>
-              <w:bottom w:w="120" w:type="dxa"/>
-              <w:left w:w="150" w:type="dxa"/>
-              <w:right w:w="150" w:type="dxa"/>
+              <w:top w:w="100" w:type="dxa"/>
+              <w:bottom w:w="100" w:type="dxa"/>
+              <w:left w:w="130" w:type="dxa"/>
+              <w:right w:w="130" w:type="dxa"/>
             </w:tcMar>
             <w:shd w:fill="FFFFFF"/>
           </w:tcPr>
           <w:p>
             <w:r>
               <w:rPr>
-                <w:rFonts w:ascii="Sarabun" w:hAnsi="Sarabun"/>
+                <w:rFonts w:ascii="TH Sarabun New" w:hAnsi="TH Sarabun New"/>
+                <w:b w:val="0"/>
+                <w:i w:val="0"/>
                 <w:color w:val="1E293B"/>
-                <w:sz w:val="19"/>
+                <w:sz w:val="27"/>
+                <w:rFonts w:ascii="TH Sarabun New" w:hAnsi="TH Sarabun New" w:cs="TH Sarabun New"/>
               </w:rPr>
               <w:t>สร้างคำสั่งซื้อใหม่สำเร็จ สถานะเริ่มต้นเป็น 'pending' รอยืนยัน</w:t>
             </w:r>
@@ -1066,19 +1208,22 @@
           <w:tcPr>
             <w:tcW w:type="dxa" w:w="1337"/>
             <w:tcMar>
-              <w:top w:w="120" w:type="dxa"/>
-              <w:bottom w:w="120" w:type="dxa"/>
-              <w:left w:w="150" w:type="dxa"/>
-              <w:right w:w="150" w:type="dxa"/>
+              <w:top w:w="100" w:type="dxa"/>
+              <w:bottom w:w="100" w:type="dxa"/>
+              <w:left w:w="130" w:type="dxa"/>
+              <w:right w:w="130" w:type="dxa"/>
             </w:tcMar>
             <w:shd w:fill="FFFFFF"/>
           </w:tcPr>
           <w:p>
             <w:r>
               <w:rPr>
-                <w:rFonts w:ascii="Sarabun" w:hAnsi="Sarabun"/>
+                <w:rFonts w:ascii="TH Sarabun New" w:hAnsi="TH Sarabun New"/>
+                <w:b w:val="0"/>
+                <w:i w:val="0"/>
                 <w:color w:val="1E293B"/>
-                <w:sz w:val="19"/>
+                <w:sz w:val="27"/>
+                <w:rFonts w:ascii="TH Sarabun New" w:hAnsi="TH Sarabun New" w:cs="TH Sarabun New"/>
               </w:rPr>
               <w:t>**ผ่าน (PASS)**</w:t>
             </w:r>
@@ -1088,19 +1233,22 @@
           <w:tcPr>
             <w:tcW w:type="dxa" w:w="1337"/>
             <w:tcMar>
-              <w:top w:w="120" w:type="dxa"/>
-              <w:bottom w:w="120" w:type="dxa"/>
-              <w:left w:w="150" w:type="dxa"/>
-              <w:right w:w="150" w:type="dxa"/>
+              <w:top w:w="100" w:type="dxa"/>
+              <w:bottom w:w="100" w:type="dxa"/>
+              <w:left w:w="130" w:type="dxa"/>
+              <w:right w:w="130" w:type="dxa"/>
             </w:tcMar>
             <w:shd w:fill="FFFFFF"/>
           </w:tcPr>
           <w:p>
             <w:r>
               <w:rPr>
-                <w:rFonts w:ascii="Sarabun" w:hAnsi="Sarabun"/>
+                <w:rFonts w:ascii="TH Sarabun New" w:hAnsi="TH Sarabun New"/>
+                <w:b w:val="0"/>
+                <w:i w:val="0"/>
                 <w:color w:val="1E293B"/>
-                <w:sz w:val="19"/>
+                <w:sz w:val="27"/>
+                <w:rFonts w:ascii="TH Sarabun New" w:hAnsi="TH Sarabun New" w:cs="TH Sarabun New"/>
               </w:rPr>
               <w:t>รวมคำสั่งใน Database Transaction ป้องกันปัญหาข้อมูลไม่สอดคล้อง</w:t>
             </w:r>
@@ -1112,19 +1260,22 @@
           <w:tcPr>
             <w:tcW w:type="dxa" w:w="1337"/>
             <w:tcMar>
-              <w:top w:w="120" w:type="dxa"/>
-              <w:bottom w:w="120" w:type="dxa"/>
-              <w:left w:w="150" w:type="dxa"/>
-              <w:right w:w="150" w:type="dxa"/>
+              <w:top w:w="100" w:type="dxa"/>
+              <w:bottom w:w="100" w:type="dxa"/>
+              <w:left w:w="130" w:type="dxa"/>
+              <w:right w:w="130" w:type="dxa"/>
             </w:tcMar>
             <w:shd w:fill="F8FAFC"/>
           </w:tcPr>
           <w:p>
             <w:r>
               <w:rPr>
-                <w:rFonts w:ascii="Sarabun" w:hAnsi="Sarabun"/>
+                <w:rFonts w:ascii="TH Sarabun New" w:hAnsi="TH Sarabun New"/>
+                <w:b w:val="0"/>
+                <w:i w:val="0"/>
                 <w:color w:val="1E293B"/>
-                <w:sz w:val="19"/>
+                <w:sz w:val="27"/>
+                <w:rFonts w:ascii="TH Sarabun New" w:hAnsi="TH Sarabun New" w:cs="TH Sarabun New"/>
               </w:rPr>
               <w:t>**TC-05**</w:t>
             </w:r>
@@ -1134,19 +1285,22 @@
           <w:tcPr>
             <w:tcW w:type="dxa" w:w="1337"/>
             <w:tcMar>
-              <w:top w:w="120" w:type="dxa"/>
-              <w:bottom w:w="120" w:type="dxa"/>
-              <w:left w:w="150" w:type="dxa"/>
-              <w:right w:w="150" w:type="dxa"/>
+              <w:top w:w="100" w:type="dxa"/>
+              <w:bottom w:w="100" w:type="dxa"/>
+              <w:left w:w="130" w:type="dxa"/>
+              <w:right w:w="130" w:type="dxa"/>
             </w:tcMar>
             <w:shd w:fill="F8FAFC"/>
           </w:tcPr>
           <w:p>
             <w:r>
               <w:rPr>
-                <w:rFonts w:ascii="Sarabun" w:hAnsi="Sarabun"/>
+                <w:rFonts w:ascii="TH Sarabun New" w:hAnsi="TH Sarabun New"/>
+                <w:b w:val="0"/>
+                <w:i w:val="0"/>
                 <w:color w:val="1E293B"/>
-                <w:sz w:val="19"/>
+                <w:sz w:val="27"/>
+                <w:rFonts w:ascii="TH Sarabun New" w:hAnsi="TH Sarabun New" w:cs="TH Sarabun New"/>
               </w:rPr>
               <w:t>**ยืนยันการชำระเงิน (Admin Verification)**</w:t>
             </w:r>
@@ -1156,19 +1310,22 @@
           <w:tcPr>
             <w:tcW w:type="dxa" w:w="1337"/>
             <w:tcMar>
-              <w:top w:w="120" w:type="dxa"/>
-              <w:bottom w:w="120" w:type="dxa"/>
-              <w:left w:w="150" w:type="dxa"/>
-              <w:right w:w="150" w:type="dxa"/>
+              <w:top w:w="100" w:type="dxa"/>
+              <w:bottom w:w="100" w:type="dxa"/>
+              <w:left w:w="130" w:type="dxa"/>
+              <w:right w:w="130" w:type="dxa"/>
             </w:tcMar>
             <w:shd w:fill="F8FAFC"/>
           </w:tcPr>
           <w:p>
             <w:r>
               <w:rPr>
-                <w:rFonts w:ascii="Sarabun" w:hAnsi="Sarabun"/>
+                <w:rFonts w:ascii="TH Sarabun New" w:hAnsi="TH Sarabun New"/>
+                <w:b w:val="0"/>
+                <w:i w:val="0"/>
                 <w:color w:val="1E293B"/>
-                <w:sz w:val="19"/>
+                <w:sz w:val="27"/>
+                <w:rFonts w:ascii="TH Sarabun New" w:hAnsi="TH Sarabun New" w:cs="TH Sarabun New"/>
               </w:rPr>
               <w:t>แอดมินตรวจสอบสลิปจำลองและกดยืนยันออเดอร์ ID: 29 ผ่านระบบหลังบ้าน</w:t>
             </w:r>
@@ -1178,19 +1335,22 @@
           <w:tcPr>
             <w:tcW w:type="dxa" w:w="1337"/>
             <w:tcMar>
-              <w:top w:w="120" w:type="dxa"/>
-              <w:bottom w:w="120" w:type="dxa"/>
-              <w:left w:w="150" w:type="dxa"/>
-              <w:right w:w="150" w:type="dxa"/>
+              <w:top w:w="100" w:type="dxa"/>
+              <w:bottom w:w="100" w:type="dxa"/>
+              <w:left w:w="130" w:type="dxa"/>
+              <w:right w:w="130" w:type="dxa"/>
             </w:tcMar>
             <w:shd w:fill="F8FAFC"/>
           </w:tcPr>
           <w:p>
             <w:r>
               <w:rPr>
-                <w:rFonts w:ascii="Sarabun" w:hAnsi="Sarabun"/>
+                <w:rFonts w:ascii="TH Sarabun New" w:hAnsi="TH Sarabun New"/>
+                <w:b w:val="0"/>
+                <w:i w:val="0"/>
                 <w:color w:val="1E293B"/>
-                <w:sz w:val="19"/>
+                <w:sz w:val="27"/>
+                <w:rFonts w:ascii="TH Sarabun New" w:hAnsi="TH Sarabun New" w:cs="TH Sarabun New"/>
               </w:rPr>
               <w:t>สถานะออเดอร์เปลี่ยนเป็น `'confirmed'`, สถานะการชำระเป็น `'verified'`, และสร้างโทเคน `download_links` ให้อัตโนมัติ</w:t>
             </w:r>
@@ -1200,19 +1360,22 @@
           <w:tcPr>
             <w:tcW w:type="dxa" w:w="1337"/>
             <w:tcMar>
-              <w:top w:w="120" w:type="dxa"/>
-              <w:bottom w:w="120" w:type="dxa"/>
-              <w:left w:w="150" w:type="dxa"/>
-              <w:right w:w="150" w:type="dxa"/>
+              <w:top w:w="100" w:type="dxa"/>
+              <w:bottom w:w="100" w:type="dxa"/>
+              <w:left w:w="130" w:type="dxa"/>
+              <w:right w:w="130" w:type="dxa"/>
             </w:tcMar>
             <w:shd w:fill="F8FAFC"/>
           </w:tcPr>
           <w:p>
             <w:r>
               <w:rPr>
-                <w:rFonts w:ascii="Sarabun" w:hAnsi="Sarabun"/>
+                <w:rFonts w:ascii="TH Sarabun New" w:hAnsi="TH Sarabun New"/>
+                <w:b w:val="0"/>
+                <w:i w:val="0"/>
                 <w:color w:val="1E293B"/>
-                <w:sz w:val="19"/>
+                <w:sz w:val="27"/>
+                <w:rFonts w:ascii="TH Sarabun New" w:hAnsi="TH Sarabun New" w:cs="TH Sarabun New"/>
               </w:rPr>
               <w:t>ออเดอร์เปลี่ยนเป็น confirmed และลูกค้าปลดล็อกปุ่มโหลดไฟล์ทันที</w:t>
             </w:r>
@@ -1222,19 +1385,22 @@
           <w:tcPr>
             <w:tcW w:type="dxa" w:w="1337"/>
             <w:tcMar>
-              <w:top w:w="120" w:type="dxa"/>
-              <w:bottom w:w="120" w:type="dxa"/>
-              <w:left w:w="150" w:type="dxa"/>
-              <w:right w:w="150" w:type="dxa"/>
+              <w:top w:w="100" w:type="dxa"/>
+              <w:bottom w:w="100" w:type="dxa"/>
+              <w:left w:w="130" w:type="dxa"/>
+              <w:right w:w="130" w:type="dxa"/>
             </w:tcMar>
             <w:shd w:fill="F8FAFC"/>
           </w:tcPr>
           <w:p>
             <w:r>
               <w:rPr>
-                <w:rFonts w:ascii="Sarabun" w:hAnsi="Sarabun"/>
+                <w:rFonts w:ascii="TH Sarabun New" w:hAnsi="TH Sarabun New"/>
+                <w:b w:val="0"/>
+                <w:i w:val="0"/>
                 <w:color w:val="1E293B"/>
-                <w:sz w:val="19"/>
+                <w:sz w:val="27"/>
+                <w:rFonts w:ascii="TH Sarabun New" w:hAnsi="TH Sarabun New" w:cs="TH Sarabun New"/>
               </w:rPr>
               <w:t>**ผ่าน (PASS)**</w:t>
             </w:r>
@@ -1244,19 +1410,22 @@
           <w:tcPr>
             <w:tcW w:type="dxa" w:w="1337"/>
             <w:tcMar>
-              <w:top w:w="120" w:type="dxa"/>
-              <w:bottom w:w="120" w:type="dxa"/>
-              <w:left w:w="150" w:type="dxa"/>
-              <w:right w:w="150" w:type="dxa"/>
+              <w:top w:w="100" w:type="dxa"/>
+              <w:bottom w:w="100" w:type="dxa"/>
+              <w:left w:w="130" w:type="dxa"/>
+              <w:right w:w="130" w:type="dxa"/>
             </w:tcMar>
             <w:shd w:fill="F8FAFC"/>
           </w:tcPr>
           <w:p>
             <w:r>
               <w:rPr>
-                <w:rFonts w:ascii="Sarabun" w:hAnsi="Sarabun"/>
+                <w:rFonts w:ascii="TH Sarabun New" w:hAnsi="TH Sarabun New"/>
+                <w:b w:val="0"/>
+                <w:i w:val="0"/>
                 <w:color w:val="1E293B"/>
-                <w:sz w:val="19"/>
+                <w:sz w:val="27"/>
+                <w:rFonts w:ascii="TH Sarabun New" w:hAnsi="TH Sarabun New" w:cs="TH Sarabun New"/>
               </w:rPr>
               <w:t>สคริปต์หลังบ้านใช้ Transaction อัปเดตพร้อมกัน 3 ตารางและสร้าง Unique Token</w:t>
             </w:r>
@@ -1268,19 +1437,22 @@
           <w:tcPr>
             <w:tcW w:type="dxa" w:w="1337"/>
             <w:tcMar>
-              <w:top w:w="120" w:type="dxa"/>
-              <w:bottom w:w="120" w:type="dxa"/>
-              <w:left w:w="150" w:type="dxa"/>
-              <w:right w:w="150" w:type="dxa"/>
+              <w:top w:w="100" w:type="dxa"/>
+              <w:bottom w:w="100" w:type="dxa"/>
+              <w:left w:w="130" w:type="dxa"/>
+              <w:right w:w="130" w:type="dxa"/>
             </w:tcMar>
             <w:shd w:fill="FFFFFF"/>
           </w:tcPr>
           <w:p>
             <w:r>
               <w:rPr>
-                <w:rFonts w:ascii="Sarabun" w:hAnsi="Sarabun"/>
+                <w:rFonts w:ascii="TH Sarabun New" w:hAnsi="TH Sarabun New"/>
+                <w:b w:val="0"/>
+                <w:i w:val="0"/>
                 <w:color w:val="1E293B"/>
-                <w:sz w:val="19"/>
+                <w:sz w:val="27"/>
+                <w:rFonts w:ascii="TH Sarabun New" w:hAnsi="TH Sarabun New" w:cs="TH Sarabun New"/>
               </w:rPr>
               <w:t>**TC-06**</w:t>
             </w:r>
@@ -1290,19 +1462,22 @@
           <w:tcPr>
             <w:tcW w:type="dxa" w:w="1337"/>
             <w:tcMar>
-              <w:top w:w="120" w:type="dxa"/>
-              <w:bottom w:w="120" w:type="dxa"/>
-              <w:left w:w="150" w:type="dxa"/>
-              <w:right w:w="150" w:type="dxa"/>
+              <w:top w:w="100" w:type="dxa"/>
+              <w:bottom w:w="100" w:type="dxa"/>
+              <w:left w:w="130" w:type="dxa"/>
+              <w:right w:w="130" w:type="dxa"/>
             </w:tcMar>
             <w:shd w:fill="FFFFFF"/>
           </w:tcPr>
           <w:p>
             <w:r>
               <w:rPr>
-                <w:rFonts w:ascii="Sarabun" w:hAnsi="Sarabun"/>
+                <w:rFonts w:ascii="TH Sarabun New" w:hAnsi="TH Sarabun New"/>
+                <w:b w:val="0"/>
+                <w:i w:val="0"/>
                 <w:color w:val="1E293B"/>
-                <w:sz w:val="19"/>
+                <w:sz w:val="27"/>
+                <w:rFonts w:ascii="TH Sarabun New" w:hAnsi="TH Sarabun New" w:cs="TH Sarabun New"/>
               </w:rPr>
               <w:t>**เปิดลิงก์ดาวน์โหลด (Secure Download Gateway)**</w:t>
             </w:r>
@@ -1312,19 +1487,22 @@
           <w:tcPr>
             <w:tcW w:type="dxa" w:w="1337"/>
             <w:tcMar>
-              <w:top w:w="120" w:type="dxa"/>
-              <w:bottom w:w="120" w:type="dxa"/>
-              <w:left w:w="150" w:type="dxa"/>
-              <w:right w:w="150" w:type="dxa"/>
+              <w:top w:w="100" w:type="dxa"/>
+              <w:bottom w:w="100" w:type="dxa"/>
+              <w:left w:w="130" w:type="dxa"/>
+              <w:right w:w="130" w:type="dxa"/>
             </w:tcMar>
             <w:shd w:fill="FFFFFF"/>
           </w:tcPr>
           <w:p>
             <w:r>
               <w:rPr>
-                <w:rFonts w:ascii="Sarabun" w:hAnsi="Sarabun"/>
+                <w:rFonts w:ascii="TH Sarabun New" w:hAnsi="TH Sarabun New"/>
+                <w:b w:val="0"/>
+                <w:i w:val="0"/>
                 <w:color w:val="1E293B"/>
-                <w:sz w:val="19"/>
+                <w:sz w:val="27"/>
+                <w:rFonts w:ascii="TH Sarabun New" w:hAnsi="TH Sarabun New" w:cs="TH Sarabun New"/>
               </w:rPr>
               <w:t>ลูกค้าที่ยืนยันออเดอร์แล้ว กดปุ่ม "ดาวน์โหลด E-Book (.PDF)" ในหน้าประวัติ</w:t>
             </w:r>
@@ -1334,19 +1512,22 @@
           <w:tcPr>
             <w:tcW w:type="dxa" w:w="1337"/>
             <w:tcMar>
-              <w:top w:w="120" w:type="dxa"/>
-              <w:bottom w:w="120" w:type="dxa"/>
-              <w:left w:w="150" w:type="dxa"/>
-              <w:right w:w="150" w:type="dxa"/>
+              <w:top w:w="100" w:type="dxa"/>
+              <w:bottom w:w="100" w:type="dxa"/>
+              <w:left w:w="130" w:type="dxa"/>
+              <w:right w:w="130" w:type="dxa"/>
             </w:tcMar>
             <w:shd w:fill="FFFFFF"/>
           </w:tcPr>
           <w:p>
             <w:r>
               <w:rPr>
-                <w:rFonts w:ascii="Sarabun" w:hAnsi="Sarabun"/>
+                <w:rFonts w:ascii="TH Sarabun New" w:hAnsi="TH Sarabun New"/>
+                <w:b w:val="0"/>
+                <w:i w:val="0"/>
                 <w:color w:val="1E293B"/>
-                <w:sz w:val="19"/>
+                <w:sz w:val="27"/>
+                <w:rFonts w:ascii="TH Sarabun New" w:hAnsi="TH Sarabun New" w:cs="TH Sarabun New"/>
               </w:rPr>
               <w:t>เซิร์ฟเวอร์ส่งไฟล์หนังสือฉบับเต็ม และเพิ่มตัวนับ `download_count` ขึ้น 1 ครั้ง</w:t>
             </w:r>
@@ -1356,19 +1537,22 @@
           <w:tcPr>
             <w:tcW w:type="dxa" w:w="1337"/>
             <w:tcMar>
-              <w:top w:w="120" w:type="dxa"/>
-              <w:bottom w:w="120" w:type="dxa"/>
-              <w:left w:w="150" w:type="dxa"/>
-              <w:right w:w="150" w:type="dxa"/>
+              <w:top w:w="100" w:type="dxa"/>
+              <w:bottom w:w="100" w:type="dxa"/>
+              <w:left w:w="130" w:type="dxa"/>
+              <w:right w:w="130" w:type="dxa"/>
             </w:tcMar>
             <w:shd w:fill="FFFFFF"/>
           </w:tcPr>
           <w:p>
             <w:r>
               <w:rPr>
-                <w:rFonts w:ascii="Sarabun" w:hAnsi="Sarabun"/>
+                <w:rFonts w:ascii="TH Sarabun New" w:hAnsi="TH Sarabun New"/>
+                <w:b w:val="0"/>
+                <w:i w:val="0"/>
                 <w:color w:val="1E293B"/>
-                <w:sz w:val="19"/>
+                <w:sz w:val="27"/>
+                <w:rFonts w:ascii="TH Sarabun New" w:hAnsi="TH Sarabun New" w:cs="TH Sarabun New"/>
               </w:rPr>
               <w:t>ลูกค้าได้รับไฟล์หนังสือ PDF ถูกต้อง และตัวนับการโหลดเพิ่มขึ้น</w:t>
             </w:r>
@@ -1378,19 +1562,22 @@
           <w:tcPr>
             <w:tcW w:type="dxa" w:w="1337"/>
             <w:tcMar>
-              <w:top w:w="120" w:type="dxa"/>
-              <w:bottom w:w="120" w:type="dxa"/>
-              <w:left w:w="150" w:type="dxa"/>
-              <w:right w:w="150" w:type="dxa"/>
+              <w:top w:w="100" w:type="dxa"/>
+              <w:bottom w:w="100" w:type="dxa"/>
+              <w:left w:w="130" w:type="dxa"/>
+              <w:right w:w="130" w:type="dxa"/>
             </w:tcMar>
             <w:shd w:fill="FFFFFF"/>
           </w:tcPr>
           <w:p>
             <w:r>
               <w:rPr>
-                <w:rFonts w:ascii="Sarabun" w:hAnsi="Sarabun"/>
+                <w:rFonts w:ascii="TH Sarabun New" w:hAnsi="TH Sarabun New"/>
+                <w:b w:val="0"/>
+                <w:i w:val="0"/>
                 <w:color w:val="1E293B"/>
-                <w:sz w:val="19"/>
+                <w:sz w:val="27"/>
+                <w:rFonts w:ascii="TH Sarabun New" w:hAnsi="TH Sarabun New" w:cs="TH Sarabun New"/>
               </w:rPr>
               <w:t>**ผ่าน (PASS)**</w:t>
             </w:r>
@@ -1400,19 +1587,22 @@
           <w:tcPr>
             <w:tcW w:type="dxa" w:w="1337"/>
             <w:tcMar>
-              <w:top w:w="120" w:type="dxa"/>
-              <w:bottom w:w="120" w:type="dxa"/>
-              <w:left w:w="150" w:type="dxa"/>
-              <w:right w:w="150" w:type="dxa"/>
+              <w:top w:w="100" w:type="dxa"/>
+              <w:bottom w:w="100" w:type="dxa"/>
+              <w:left w:w="130" w:type="dxa"/>
+              <w:right w:w="130" w:type="dxa"/>
             </w:tcMar>
             <w:shd w:fill="FFFFFF"/>
           </w:tcPr>
           <w:p>
             <w:r>
               <w:rPr>
-                <w:rFonts w:ascii="Sarabun" w:hAnsi="Sarabun"/>
+                <w:rFonts w:ascii="TH Sarabun New" w:hAnsi="TH Sarabun New"/>
+                <w:b w:val="0"/>
+                <w:i w:val="0"/>
                 <w:color w:val="1E293B"/>
-                <w:sz w:val="19"/>
+                <w:sz w:val="27"/>
+                <w:rFonts w:ascii="TH Sarabun New" w:hAnsi="TH Sarabun New" w:cs="TH Sarabun New"/>
               </w:rPr>
               <w:t>ใช้ Endpoint `/api/download/:token` ตรวจสอบ Token และสิทธิ์ในฐานข้อมูล</w:t>
             </w:r>
@@ -1422,17 +1612,17 @@
     </w:tbl>
     <w:p>
       <w:pPr>
-        <w:spacing w:after="120"/>
+        <w:spacing w:after="80"/>
       </w:pPr>
     </w:p>
     <w:p>
       <w:pPr>
-        <w:spacing w:before="120" w:after="120"/>
+        <w:spacing w:before="80" w:after="80"/>
       </w:pPr>
       <w:r>
         <w:rPr>
           <w:color w:val="CBD5E1"/>
-          <w:sz w:val="18"/>
+          <w:sz w:val="16"/>
         </w:rPr>
         <w:t>__________________________________________________________________________</w:t>
       </w:r>
@@ -1444,10 +1634,12 @@
       </w:pPr>
       <w:r>
         <w:rPr>
-          <w:rFonts w:ascii="Sarabun" w:hAnsi="Sarabun"/>
+          <w:rFonts w:ascii="TH Sarabun New" w:hAnsi="TH Sarabun New"/>
           <w:b/>
+          <w:i w:val="0"/>
           <w:color w:val="256333"/>
-          <w:sz w:val="26"/>
+          <w:sz w:val="32"/>
+          <w:rFonts w:ascii="TH Sarabun New" w:hAnsi="TH Sarabun New" w:cs="TH Sarabun New"/>
         </w:rPr>
         <w:t>ส่วนที่ 2: การทดสอบข้อมูลไม่ถูกต้องและข้อจำกัดข้อมูล 4 กรณี (Invalid Data &amp; Constraints)</w:t>
       </w:r>
@@ -1480,20 +1672,22 @@
           <w:tcPr>
             <w:tcW w:type="dxa" w:w="1337"/>
             <w:tcMar>
-              <w:top w:w="120" w:type="dxa"/>
-              <w:bottom w:w="120" w:type="dxa"/>
-              <w:left w:w="150" w:type="dxa"/>
-              <w:right w:w="150" w:type="dxa"/>
+              <w:top w:w="100" w:type="dxa"/>
+              <w:bottom w:w="100" w:type="dxa"/>
+              <w:left w:w="130" w:type="dxa"/>
+              <w:right w:w="130" w:type="dxa"/>
             </w:tcMar>
             <w:shd w:fill="1E3A8A"/>
           </w:tcPr>
           <w:p>
             <w:r>
               <w:rPr>
-                <w:rFonts w:ascii="Sarabun" w:hAnsi="Sarabun"/>
+                <w:rFonts w:ascii="TH Sarabun New" w:hAnsi="TH Sarabun New"/>
                 <w:b/>
+                <w:i w:val="0"/>
                 <w:color w:val="FFFFFF"/>
-                <w:sz w:val="20"/>
+                <w:sz w:val="28"/>
+                <w:rFonts w:ascii="TH Sarabun New" w:hAnsi="TH Sarabun New" w:cs="TH Sarabun New"/>
               </w:rPr>
               <w:t>กรณีที่</w:t>
             </w:r>
@@ -1503,20 +1697,22 @@
           <w:tcPr>
             <w:tcW w:type="dxa" w:w="1337"/>
             <w:tcMar>
-              <w:top w:w="120" w:type="dxa"/>
-              <w:bottom w:w="120" w:type="dxa"/>
-              <w:left w:w="150" w:type="dxa"/>
-              <w:right w:w="150" w:type="dxa"/>
+              <w:top w:w="100" w:type="dxa"/>
+              <w:bottom w:w="100" w:type="dxa"/>
+              <w:left w:w="130" w:type="dxa"/>
+              <w:right w:w="130" w:type="dxa"/>
             </w:tcMar>
             <w:shd w:fill="1E3A8A"/>
           </w:tcPr>
           <w:p>
             <w:r>
               <w:rPr>
-                <w:rFonts w:ascii="Sarabun" w:hAnsi="Sarabun"/>
+                <w:rFonts w:ascii="TH Sarabun New" w:hAnsi="TH Sarabun New"/>
                 <w:b/>
+                <w:i w:val="0"/>
                 <w:color w:val="FFFFFF"/>
-                <w:sz w:val="20"/>
+                <w:sz w:val="28"/>
+                <w:rFonts w:ascii="TH Sarabun New" w:hAnsi="TH Sarabun New" w:cs="TH Sarabun New"/>
               </w:rPr>
               <w:t>เงื่อนไขข้อผิดพลาดที่ทดสอบ</w:t>
             </w:r>
@@ -1526,20 +1722,22 @@
           <w:tcPr>
             <w:tcW w:type="dxa" w:w="1337"/>
             <w:tcMar>
-              <w:top w:w="120" w:type="dxa"/>
-              <w:bottom w:w="120" w:type="dxa"/>
-              <w:left w:w="150" w:type="dxa"/>
-              <w:right w:w="150" w:type="dxa"/>
+              <w:top w:w="100" w:type="dxa"/>
+              <w:bottom w:w="100" w:type="dxa"/>
+              <w:left w:w="130" w:type="dxa"/>
+              <w:right w:w="130" w:type="dxa"/>
             </w:tcMar>
             <w:shd w:fill="1E3A8A"/>
           </w:tcPr>
           <w:p>
             <w:r>
               <w:rPr>
-                <w:rFonts w:ascii="Sarabun" w:hAnsi="Sarabun"/>
+                <w:rFonts w:ascii="TH Sarabun New" w:hAnsi="TH Sarabun New"/>
                 <w:b/>
+                <w:i w:val="0"/>
                 <w:color w:val="FFFFFF"/>
-                <w:sz w:val="20"/>
+                <w:sz w:val="28"/>
+                <w:rFonts w:ascii="TH Sarabun New" w:hAnsi="TH Sarabun New" w:cs="TH Sarabun New"/>
               </w:rPr>
               <w:t>ข้อมูลนำเข้า (Input Data)</w:t>
             </w:r>
@@ -1549,20 +1747,22 @@
           <w:tcPr>
             <w:tcW w:type="dxa" w:w="1337"/>
             <w:tcMar>
-              <w:top w:w="120" w:type="dxa"/>
-              <w:bottom w:w="120" w:type="dxa"/>
-              <w:left w:w="150" w:type="dxa"/>
-              <w:right w:w="150" w:type="dxa"/>
+              <w:top w:w="100" w:type="dxa"/>
+              <w:bottom w:w="100" w:type="dxa"/>
+              <w:left w:w="130" w:type="dxa"/>
+              <w:right w:w="130" w:type="dxa"/>
             </w:tcMar>
             <w:shd w:fill="1E3A8A"/>
           </w:tcPr>
           <w:p>
             <w:r>
               <w:rPr>
-                <w:rFonts w:ascii="Sarabun" w:hAnsi="Sarabun"/>
+                <w:rFonts w:ascii="TH Sarabun New" w:hAnsi="TH Sarabun New"/>
                 <w:b/>
+                <w:i w:val="0"/>
                 <w:color w:val="FFFFFF"/>
-                <w:sz w:val="20"/>
+                <w:sz w:val="28"/>
+                <w:rFonts w:ascii="TH Sarabun New" w:hAnsi="TH Sarabun New" w:cs="TH Sarabun New"/>
               </w:rPr>
               <w:t>ผลลัพธ์ที่คาดหวัง (Expected Result)</w:t>
             </w:r>
@@ -1572,20 +1772,22 @@
           <w:tcPr>
             <w:tcW w:type="dxa" w:w="1337"/>
             <w:tcMar>
-              <w:top w:w="120" w:type="dxa"/>
-              <w:bottom w:w="120" w:type="dxa"/>
-              <w:left w:w="150" w:type="dxa"/>
-              <w:right w:w="150" w:type="dxa"/>
+              <w:top w:w="100" w:type="dxa"/>
+              <w:bottom w:w="100" w:type="dxa"/>
+              <w:left w:w="130" w:type="dxa"/>
+              <w:right w:w="130" w:type="dxa"/>
             </w:tcMar>
             <w:shd w:fill="1E3A8A"/>
           </w:tcPr>
           <w:p>
             <w:r>
               <w:rPr>
-                <w:rFonts w:ascii="Sarabun" w:hAnsi="Sarabun"/>
+                <w:rFonts w:ascii="TH Sarabun New" w:hAnsi="TH Sarabun New"/>
                 <w:b/>
+                <w:i w:val="0"/>
                 <w:color w:val="FFFFFF"/>
-                <w:sz w:val="20"/>
+                <w:sz w:val="28"/>
+                <w:rFonts w:ascii="TH Sarabun New" w:hAnsi="TH Sarabun New" w:cs="TH Sarabun New"/>
               </w:rPr>
               <w:t>ผลลัพธ์ที่เกิดขึ้นจริง (Actual Result)</w:t>
             </w:r>
@@ -1595,20 +1797,22 @@
           <w:tcPr>
             <w:tcW w:type="dxa" w:w="1337"/>
             <w:tcMar>
-              <w:top w:w="120" w:type="dxa"/>
-              <w:bottom w:w="120" w:type="dxa"/>
-              <w:left w:w="150" w:type="dxa"/>
-              <w:right w:w="150" w:type="dxa"/>
+              <w:top w:w="100" w:type="dxa"/>
+              <w:bottom w:w="100" w:type="dxa"/>
+              <w:left w:w="130" w:type="dxa"/>
+              <w:right w:w="130" w:type="dxa"/>
             </w:tcMar>
             <w:shd w:fill="1E3A8A"/>
           </w:tcPr>
           <w:p>
             <w:r>
               <w:rPr>
-                <w:rFonts w:ascii="Sarabun" w:hAnsi="Sarabun"/>
+                <w:rFonts w:ascii="TH Sarabun New" w:hAnsi="TH Sarabun New"/>
                 <w:b/>
+                <w:i w:val="0"/>
                 <w:color w:val="FFFFFF"/>
-                <w:sz w:val="20"/>
+                <w:sz w:val="28"/>
+                <w:rFonts w:ascii="TH Sarabun New" w:hAnsi="TH Sarabun New" w:cs="TH Sarabun New"/>
               </w:rPr>
               <w:t>สถานะ</w:t>
             </w:r>
@@ -1618,20 +1822,22 @@
           <w:tcPr>
             <w:tcW w:type="dxa" w:w="1337"/>
             <w:tcMar>
-              <w:top w:w="120" w:type="dxa"/>
-              <w:bottom w:w="120" w:type="dxa"/>
-              <w:left w:w="150" w:type="dxa"/>
-              <w:right w:w="150" w:type="dxa"/>
+              <w:top w:w="100" w:type="dxa"/>
+              <w:bottom w:w="100" w:type="dxa"/>
+              <w:left w:w="130" w:type="dxa"/>
+              <w:right w:w="130" w:type="dxa"/>
             </w:tcMar>
             <w:shd w:fill="1E3A8A"/>
           </w:tcPr>
           <w:p>
             <w:r>
               <w:rPr>
-                <w:rFonts w:ascii="Sarabun" w:hAnsi="Sarabun"/>
+                <w:rFonts w:ascii="TH Sarabun New" w:hAnsi="TH Sarabun New"/>
                 <w:b/>
+                <w:i w:val="0"/>
                 <w:color w:val="FFFFFF"/>
-                <w:sz w:val="20"/>
+                <w:sz w:val="28"/>
+                <w:rFonts w:ascii="TH Sarabun New" w:hAnsi="TH Sarabun New" w:cs="TH Sarabun New"/>
               </w:rPr>
               <w:t>วิธีแก้ไขหรือการจัดการปัญหา</w:t>
             </w:r>
@@ -1643,19 +1849,22 @@
           <w:tcPr>
             <w:tcW w:type="dxa" w:w="1337"/>
             <w:tcMar>
-              <w:top w:w="120" w:type="dxa"/>
-              <w:bottom w:w="120" w:type="dxa"/>
-              <w:left w:w="150" w:type="dxa"/>
-              <w:right w:w="150" w:type="dxa"/>
+              <w:top w:w="100" w:type="dxa"/>
+              <w:bottom w:w="100" w:type="dxa"/>
+              <w:left w:w="130" w:type="dxa"/>
+              <w:right w:w="130" w:type="dxa"/>
             </w:tcMar>
             <w:shd w:fill="F8FAFC"/>
           </w:tcPr>
           <w:p>
             <w:r>
               <w:rPr>
-                <w:rFonts w:ascii="Sarabun" w:hAnsi="Sarabun"/>
+                <w:rFonts w:ascii="TH Sarabun New" w:hAnsi="TH Sarabun New"/>
+                <w:b w:val="0"/>
+                <w:i w:val="0"/>
                 <w:color w:val="1E293B"/>
-                <w:sz w:val="19"/>
+                <w:sz w:val="27"/>
+                <w:rFonts w:ascii="TH Sarabun New" w:hAnsi="TH Sarabun New" w:cs="TH Sarabun New"/>
               </w:rPr>
               <w:t>**TC-07**</w:t>
             </w:r>
@@ -1665,19 +1874,22 @@
           <w:tcPr>
             <w:tcW w:type="dxa" w:w="1337"/>
             <w:tcMar>
-              <w:top w:w="120" w:type="dxa"/>
-              <w:bottom w:w="120" w:type="dxa"/>
-              <w:left w:w="150" w:type="dxa"/>
-              <w:right w:w="150" w:type="dxa"/>
+              <w:top w:w="100" w:type="dxa"/>
+              <w:bottom w:w="100" w:type="dxa"/>
+              <w:left w:w="130" w:type="dxa"/>
+              <w:right w:w="130" w:type="dxa"/>
             </w:tcMar>
             <w:shd w:fill="F8FAFC"/>
           </w:tcPr>
           <w:p>
             <w:r>
               <w:rPr>
-                <w:rFonts w:ascii="Sarabun" w:hAnsi="Sarabun"/>
+                <w:rFonts w:ascii="TH Sarabun New" w:hAnsi="TH Sarabun New"/>
+                <w:b w:val="0"/>
+                <w:i w:val="0"/>
                 <w:color w:val="1E293B"/>
-                <w:sz w:val="19"/>
+                <w:sz w:val="27"/>
+                <w:rFonts w:ascii="TH Sarabun New" w:hAnsi="TH Sarabun New" w:cs="TH Sarabun New"/>
               </w:rPr>
               <w:t>**ผู้ใช้ซ้ำ (Duplicate User)**</w:t>
             </w:r>
@@ -1687,19 +1899,22 @@
           <w:tcPr>
             <w:tcW w:type="dxa" w:w="1337"/>
             <w:tcMar>
-              <w:top w:w="120" w:type="dxa"/>
-              <w:bottom w:w="120" w:type="dxa"/>
-              <w:left w:w="150" w:type="dxa"/>
-              <w:right w:w="150" w:type="dxa"/>
+              <w:top w:w="100" w:type="dxa"/>
+              <w:bottom w:w="100" w:type="dxa"/>
+              <w:left w:w="130" w:type="dxa"/>
+              <w:right w:w="130" w:type="dxa"/>
             </w:tcMar>
             <w:shd w:fill="F8FAFC"/>
           </w:tcPr>
           <w:p>
             <w:r>
               <w:rPr>
-                <w:rFonts w:ascii="Sarabun" w:hAnsi="Sarabun"/>
+                <w:rFonts w:ascii="TH Sarabun New" w:hAnsi="TH Sarabun New"/>
+                <w:b w:val="0"/>
+                <w:i w:val="0"/>
                 <w:color w:val="1E293B"/>
-                <w:sz w:val="19"/>
+                <w:sz w:val="27"/>
+                <w:rFonts w:ascii="TH Sarabun New" w:hAnsi="TH Sarabun New" w:cs="TH Sarabun New"/>
               </w:rPr>
               <w:t>สมัครสมาชิกซ้ำด้วย `username`: thanawat หรืออีเมลเดิมที่มีอยู่ในระบบแล้ว</w:t>
             </w:r>
@@ -1709,19 +1924,22 @@
           <w:tcPr>
             <w:tcW w:type="dxa" w:w="1337"/>
             <w:tcMar>
-              <w:top w:w="120" w:type="dxa"/>
-              <w:bottom w:w="120" w:type="dxa"/>
-              <w:left w:w="150" w:type="dxa"/>
-              <w:right w:w="150" w:type="dxa"/>
+              <w:top w:w="100" w:type="dxa"/>
+              <w:bottom w:w="100" w:type="dxa"/>
+              <w:left w:w="130" w:type="dxa"/>
+              <w:right w:w="130" w:type="dxa"/>
             </w:tcMar>
             <w:shd w:fill="F8FAFC"/>
           </w:tcPr>
           <w:p>
             <w:r>
               <w:rPr>
-                <w:rFonts w:ascii="Sarabun" w:hAnsi="Sarabun"/>
+                <w:rFonts w:ascii="TH Sarabun New" w:hAnsi="TH Sarabun New"/>
+                <w:b w:val="0"/>
+                <w:i w:val="0"/>
                 <w:color w:val="1E293B"/>
-                <w:sz w:val="19"/>
+                <w:sz w:val="27"/>
+                <w:rFonts w:ascii="TH Sarabun New" w:hAnsi="TH Sarabun New" w:cs="TH Sarabun New"/>
               </w:rPr>
               <w:t>ระบบต้องปฏิเสธการลงทะเบียน แจ้งเตือนชื่อผู้ใช้ซ้ำ และไม่เกิดข้อผิดพลาดรุนแรงที่เซิร์ฟเวอร์</w:t>
             </w:r>
@@ -1731,19 +1949,22 @@
           <w:tcPr>
             <w:tcW w:type="dxa" w:w="1337"/>
             <w:tcMar>
-              <w:top w:w="120" w:type="dxa"/>
-              <w:bottom w:w="120" w:type="dxa"/>
-              <w:left w:w="150" w:type="dxa"/>
-              <w:right w:w="150" w:type="dxa"/>
+              <w:top w:w="100" w:type="dxa"/>
+              <w:bottom w:w="100" w:type="dxa"/>
+              <w:left w:w="130" w:type="dxa"/>
+              <w:right w:w="130" w:type="dxa"/>
             </w:tcMar>
             <w:shd w:fill="F8FAFC"/>
           </w:tcPr>
           <w:p>
             <w:r>
               <w:rPr>
-                <w:rFonts w:ascii="Sarabun" w:hAnsi="Sarabun"/>
+                <w:rFonts w:ascii="TH Sarabun New" w:hAnsi="TH Sarabun New"/>
+                <w:b w:val="0"/>
+                <w:i w:val="0"/>
                 <w:color w:val="1E293B"/>
-                <w:sz w:val="19"/>
+                <w:sz w:val="27"/>
+                <w:rFonts w:ascii="TH Sarabun New" w:hAnsi="TH Sarabun New" w:cs="TH Sarabun New"/>
               </w:rPr>
               <w:t>ระบบส่ง HTTP 400 แจ้ง "ชื่อบัญชีหรืออีเมลนี้มีผู้ใช้งานแล้ว"</w:t>
             </w:r>
@@ -1753,19 +1974,22 @@
           <w:tcPr>
             <w:tcW w:type="dxa" w:w="1337"/>
             <w:tcMar>
-              <w:top w:w="120" w:type="dxa"/>
-              <w:bottom w:w="120" w:type="dxa"/>
-              <w:left w:w="150" w:type="dxa"/>
-              <w:right w:w="150" w:type="dxa"/>
+              <w:top w:w="100" w:type="dxa"/>
+              <w:bottom w:w="100" w:type="dxa"/>
+              <w:left w:w="130" w:type="dxa"/>
+              <w:right w:w="130" w:type="dxa"/>
             </w:tcMar>
             <w:shd w:fill="F8FAFC"/>
           </w:tcPr>
           <w:p>
             <w:r>
               <w:rPr>
-                <w:rFonts w:ascii="Sarabun" w:hAnsi="Sarabun"/>
+                <w:rFonts w:ascii="TH Sarabun New" w:hAnsi="TH Sarabun New"/>
+                <w:b w:val="0"/>
+                <w:i w:val="0"/>
                 <w:color w:val="1E293B"/>
-                <w:sz w:val="19"/>
+                <w:sz w:val="27"/>
+                <w:rFonts w:ascii="TH Sarabun New" w:hAnsi="TH Sarabun New" w:cs="TH Sarabun New"/>
               </w:rPr>
               <w:t>**ผ่าน (PASS)**</w:t>
             </w:r>
@@ -1775,19 +1999,22 @@
           <w:tcPr>
             <w:tcW w:type="dxa" w:w="1337"/>
             <w:tcMar>
-              <w:top w:w="120" w:type="dxa"/>
-              <w:bottom w:w="120" w:type="dxa"/>
-              <w:left w:w="150" w:type="dxa"/>
-              <w:right w:w="150" w:type="dxa"/>
+              <w:top w:w="100" w:type="dxa"/>
+              <w:bottom w:w="100" w:type="dxa"/>
+              <w:left w:w="130" w:type="dxa"/>
+              <w:right w:w="130" w:type="dxa"/>
             </w:tcMar>
             <w:shd w:fill="F8FAFC"/>
           </w:tcPr>
           <w:p>
             <w:r>
               <w:rPr>
-                <w:rFonts w:ascii="Sarabun" w:hAnsi="Sarabun"/>
+                <w:rFonts w:ascii="TH Sarabun New" w:hAnsi="TH Sarabun New"/>
+                <w:b w:val="0"/>
+                <w:i w:val="0"/>
                 <w:color w:val="1E293B"/>
-                <w:sz w:val="19"/>
+                <w:sz w:val="27"/>
+                <w:rFonts w:ascii="TH Sarabun New" w:hAnsi="TH Sarabun New" w:cs="TH Sarabun New"/>
               </w:rPr>
               <w:t>ตรวจสอบผ่าน Query ล่วงหน้า และใช้ `UNIQUE constraint` ในระดับ Schema</w:t>
             </w:r>
@@ -1799,19 +2026,22 @@
           <w:tcPr>
             <w:tcW w:type="dxa" w:w="1337"/>
             <w:tcMar>
-              <w:top w:w="120" w:type="dxa"/>
-              <w:bottom w:w="120" w:type="dxa"/>
-              <w:left w:w="150" w:type="dxa"/>
-              <w:right w:w="150" w:type="dxa"/>
+              <w:top w:w="100" w:type="dxa"/>
+              <w:bottom w:w="100" w:type="dxa"/>
+              <w:left w:w="130" w:type="dxa"/>
+              <w:right w:w="130" w:type="dxa"/>
             </w:tcMar>
             <w:shd w:fill="FFFFFF"/>
           </w:tcPr>
           <w:p>
             <w:r>
               <w:rPr>
-                <w:rFonts w:ascii="Sarabun" w:hAnsi="Sarabun"/>
+                <w:rFonts w:ascii="TH Sarabun New" w:hAnsi="TH Sarabun New"/>
+                <w:b w:val="0"/>
+                <w:i w:val="0"/>
                 <w:color w:val="1E293B"/>
-                <w:sz w:val="19"/>
+                <w:sz w:val="27"/>
+                <w:rFonts w:ascii="TH Sarabun New" w:hAnsi="TH Sarabun New" w:cs="TH Sarabun New"/>
               </w:rPr>
               <w:t>**TC-08**</w:t>
             </w:r>
@@ -1821,19 +2051,22 @@
           <w:tcPr>
             <w:tcW w:type="dxa" w:w="1337"/>
             <w:tcMar>
-              <w:top w:w="120" w:type="dxa"/>
-              <w:bottom w:w="120" w:type="dxa"/>
-              <w:left w:w="150" w:type="dxa"/>
-              <w:right w:w="150" w:type="dxa"/>
+              <w:top w:w="100" w:type="dxa"/>
+              <w:bottom w:w="100" w:type="dxa"/>
+              <w:left w:w="130" w:type="dxa"/>
+              <w:right w:w="130" w:type="dxa"/>
             </w:tcMar>
             <w:shd w:fill="FFFFFF"/>
           </w:tcPr>
           <w:p>
             <w:r>
               <w:rPr>
-                <w:rFonts w:ascii="Sarabun" w:hAnsi="Sarabun"/>
+                <w:rFonts w:ascii="TH Sarabun New" w:hAnsi="TH Sarabun New"/>
+                <w:b w:val="0"/>
+                <w:i w:val="0"/>
                 <w:color w:val="1E293B"/>
-                <w:sz w:val="19"/>
+                <w:sz w:val="27"/>
+                <w:rFonts w:ascii="TH Sarabun New" w:hAnsi="TH Sarabun New" w:cs="TH Sarabun New"/>
               </w:rPr>
               <w:t>**ราคาไม่เป็นบวก (Negative Price Constraint)**</w:t>
             </w:r>
@@ -1843,19 +2076,22 @@
           <w:tcPr>
             <w:tcW w:type="dxa" w:w="1337"/>
             <w:tcMar>
-              <w:top w:w="120" w:type="dxa"/>
-              <w:bottom w:w="120" w:type="dxa"/>
-              <w:left w:w="150" w:type="dxa"/>
-              <w:right w:w="150" w:type="dxa"/>
+              <w:top w:w="100" w:type="dxa"/>
+              <w:bottom w:w="100" w:type="dxa"/>
+              <w:left w:w="130" w:type="dxa"/>
+              <w:right w:w="130" w:type="dxa"/>
             </w:tcMar>
             <w:shd w:fill="FFFFFF"/>
           </w:tcPr>
           <w:p>
             <w:r>
               <w:rPr>
-                <w:rFonts w:ascii="Sarabun" w:hAnsi="Sarabun"/>
+                <w:rFonts w:ascii="TH Sarabun New" w:hAnsi="TH Sarabun New"/>
+                <w:b w:val="0"/>
+                <w:i w:val="0"/>
                 <w:color w:val="1E293B"/>
-                <w:sz w:val="19"/>
+                <w:sz w:val="27"/>
+                <w:rFonts w:ascii="TH Sarabun New" w:hAnsi="TH Sarabun New" w:cs="TH Sarabun New"/>
               </w:rPr>
               <w:t>พยายามเพิ่มหรือแก้ไขหนังสือ E-Book ให้มีราคาติดลบ เช่น `price = -150.00`</w:t>
             </w:r>
@@ -1865,19 +2101,22 @@
           <w:tcPr>
             <w:tcW w:type="dxa" w:w="1337"/>
             <w:tcMar>
-              <w:top w:w="120" w:type="dxa"/>
-              <w:bottom w:w="120" w:type="dxa"/>
-              <w:left w:w="150" w:type="dxa"/>
-              <w:right w:w="150" w:type="dxa"/>
+              <w:top w:w="100" w:type="dxa"/>
+              <w:bottom w:w="100" w:type="dxa"/>
+              <w:left w:w="130" w:type="dxa"/>
+              <w:right w:w="130" w:type="dxa"/>
             </w:tcMar>
             <w:shd w:fill="FFFFFF"/>
           </w:tcPr>
           <w:p>
             <w:r>
               <w:rPr>
-                <w:rFonts w:ascii="Sarabun" w:hAnsi="Sarabun"/>
+                <w:rFonts w:ascii="TH Sarabun New" w:hAnsi="TH Sarabun New"/>
+                <w:b w:val="0"/>
+                <w:i w:val="0"/>
                 <w:color w:val="1E293B"/>
-                <w:sz w:val="19"/>
+                <w:sz w:val="27"/>
+                <w:rFonts w:ascii="TH Sarabun New" w:hAnsi="TH Sarabun New" w:cs="TH Sarabun New"/>
               </w:rPr>
               <w:t>ระบบฐานข้อมูลต้องไม่อนุญาตให้บันทึก และ Reject ข้อมูลทันที</w:t>
             </w:r>
@@ -1887,19 +2126,22 @@
           <w:tcPr>
             <w:tcW w:type="dxa" w:w="1337"/>
             <w:tcMar>
-              <w:top w:w="120" w:type="dxa"/>
-              <w:bottom w:w="120" w:type="dxa"/>
-              <w:left w:w="150" w:type="dxa"/>
-              <w:right w:w="150" w:type="dxa"/>
+              <w:top w:w="100" w:type="dxa"/>
+              <w:bottom w:w="100" w:type="dxa"/>
+              <w:left w:w="130" w:type="dxa"/>
+              <w:right w:w="130" w:type="dxa"/>
             </w:tcMar>
             <w:shd w:fill="FFFFFF"/>
           </w:tcPr>
           <w:p>
             <w:r>
               <w:rPr>
-                <w:rFonts w:ascii="Sarabun" w:hAnsi="Sarabun"/>
+                <w:rFonts w:ascii="TH Sarabun New" w:hAnsi="TH Sarabun New"/>
+                <w:b w:val="0"/>
+                <w:i w:val="0"/>
                 <w:color w:val="1E293B"/>
-                <w:sz w:val="19"/>
+                <w:sz w:val="27"/>
+                <w:rFonts w:ascii="TH Sarabun New" w:hAnsi="TH Sarabun New" w:cs="TH Sarabun New"/>
               </w:rPr>
               <w:t>ระบบปฏิเสธด้วยข้อผิดพลาด `CHECK constraint failed: price &gt;= 0`</w:t>
             </w:r>
@@ -1909,19 +2151,22 @@
           <w:tcPr>
             <w:tcW w:type="dxa" w:w="1337"/>
             <w:tcMar>
-              <w:top w:w="120" w:type="dxa"/>
-              <w:bottom w:w="120" w:type="dxa"/>
-              <w:left w:w="150" w:type="dxa"/>
-              <w:right w:w="150" w:type="dxa"/>
+              <w:top w:w="100" w:type="dxa"/>
+              <w:bottom w:w="100" w:type="dxa"/>
+              <w:left w:w="130" w:type="dxa"/>
+              <w:right w:w="130" w:type="dxa"/>
             </w:tcMar>
             <w:shd w:fill="FFFFFF"/>
           </w:tcPr>
           <w:p>
             <w:r>
               <w:rPr>
-                <w:rFonts w:ascii="Sarabun" w:hAnsi="Sarabun"/>
+                <w:rFonts w:ascii="TH Sarabun New" w:hAnsi="TH Sarabun New"/>
+                <w:b w:val="0"/>
+                <w:i w:val="0"/>
                 <w:color w:val="1E293B"/>
-                <w:sz w:val="19"/>
+                <w:sz w:val="27"/>
+                <w:rFonts w:ascii="TH Sarabun New" w:hAnsi="TH Sarabun New" w:cs="TH Sarabun New"/>
               </w:rPr>
               <w:t>**ผ่าน (PASS)**</w:t>
             </w:r>
@@ -1931,19 +2176,22 @@
           <w:tcPr>
             <w:tcW w:type="dxa" w:w="1337"/>
             <w:tcMar>
-              <w:top w:w="120" w:type="dxa"/>
-              <w:bottom w:w="120" w:type="dxa"/>
-              <w:left w:w="150" w:type="dxa"/>
-              <w:right w:w="150" w:type="dxa"/>
+              <w:top w:w="100" w:type="dxa"/>
+              <w:bottom w:w="100" w:type="dxa"/>
+              <w:left w:w="130" w:type="dxa"/>
+              <w:right w:w="130" w:type="dxa"/>
             </w:tcMar>
             <w:shd w:fill="FFFFFF"/>
           </w:tcPr>
           <w:p>
             <w:r>
               <w:rPr>
-                <w:rFonts w:ascii="Sarabun" w:hAnsi="Sarabun"/>
+                <w:rFonts w:ascii="TH Sarabun New" w:hAnsi="TH Sarabun New"/>
+                <w:b w:val="0"/>
+                <w:i w:val="0"/>
                 <w:color w:val="1E293B"/>
-                <w:sz w:val="19"/>
+                <w:sz w:val="27"/>
+                <w:rFonts w:ascii="TH Sarabun New" w:hAnsi="TH Sarabun New" w:cs="TH Sarabun New"/>
               </w:rPr>
               <w:t>กำหนด `CHECK (price &gt;= 0)` ใน Schema ของตาราง `ebooks` และ `orders`</w:t>
             </w:r>
@@ -1955,19 +2203,22 @@
           <w:tcPr>
             <w:tcW w:type="dxa" w:w="1337"/>
             <w:tcMar>
-              <w:top w:w="120" w:type="dxa"/>
-              <w:bottom w:w="120" w:type="dxa"/>
-              <w:left w:w="150" w:type="dxa"/>
-              <w:right w:w="150" w:type="dxa"/>
+              <w:top w:w="100" w:type="dxa"/>
+              <w:bottom w:w="100" w:type="dxa"/>
+              <w:left w:w="130" w:type="dxa"/>
+              <w:right w:w="130" w:type="dxa"/>
             </w:tcMar>
             <w:shd w:fill="F8FAFC"/>
           </w:tcPr>
           <w:p>
             <w:r>
               <w:rPr>
-                <w:rFonts w:ascii="Sarabun" w:hAnsi="Sarabun"/>
+                <w:rFonts w:ascii="TH Sarabun New" w:hAnsi="TH Sarabun New"/>
+                <w:b w:val="0"/>
+                <w:i w:val="0"/>
                 <w:color w:val="1E293B"/>
-                <w:sz w:val="19"/>
+                <w:sz w:val="27"/>
+                <w:rFonts w:ascii="TH Sarabun New" w:hAnsi="TH Sarabun New" w:cs="TH Sarabun New"/>
               </w:rPr>
               <w:t>**TC-09**</w:t>
             </w:r>
@@ -1977,19 +2228,22 @@
           <w:tcPr>
             <w:tcW w:type="dxa" w:w="1337"/>
             <w:tcMar>
-              <w:top w:w="120" w:type="dxa"/>
-              <w:bottom w:w="120" w:type="dxa"/>
-              <w:left w:w="150" w:type="dxa"/>
-              <w:right w:w="150" w:type="dxa"/>
+              <w:top w:w="100" w:type="dxa"/>
+              <w:bottom w:w="100" w:type="dxa"/>
+              <w:left w:w="130" w:type="dxa"/>
+              <w:right w:w="130" w:type="dxa"/>
             </w:tcMar>
             <w:shd w:fill="F8FAFC"/>
           </w:tcPr>
           <w:p>
             <w:r>
               <w:rPr>
-                <w:rFonts w:ascii="Sarabun" w:hAnsi="Sarabun"/>
+                <w:rFonts w:ascii="TH Sarabun New" w:hAnsi="TH Sarabun New"/>
+                <w:b w:val="0"/>
+                <w:i w:val="0"/>
                 <w:color w:val="1E293B"/>
-                <w:sz w:val="19"/>
+                <w:sz w:val="27"/>
+                <w:rFonts w:ascii="TH Sarabun New" w:hAnsi="TH Sarabun New" w:cs="TH Sarabun New"/>
               </w:rPr>
               <w:t>**สินค้าไม่พร้อมขาย (Unpublished Book Gate)**</w:t>
             </w:r>
@@ -1999,19 +2253,22 @@
           <w:tcPr>
             <w:tcW w:type="dxa" w:w="1337"/>
             <w:tcMar>
-              <w:top w:w="120" w:type="dxa"/>
-              <w:bottom w:w="120" w:type="dxa"/>
-              <w:left w:w="150" w:type="dxa"/>
-              <w:right w:w="150" w:type="dxa"/>
+              <w:top w:w="100" w:type="dxa"/>
+              <w:bottom w:w="100" w:type="dxa"/>
+              <w:left w:w="130" w:type="dxa"/>
+              <w:right w:w="130" w:type="dxa"/>
             </w:tcMar>
             <w:shd w:fill="F8FAFC"/>
           </w:tcPr>
           <w:p>
             <w:r>
               <w:rPr>
-                <w:rFonts w:ascii="Sarabun" w:hAnsi="Sarabun"/>
+                <w:rFonts w:ascii="TH Sarabun New" w:hAnsi="TH Sarabun New"/>
+                <w:b w:val="0"/>
+                <w:i w:val="0"/>
                 <w:color w:val="1E293B"/>
-                <w:sz w:val="19"/>
+                <w:sz w:val="27"/>
+                <w:rFonts w:ascii="TH Sarabun New" w:hAnsi="TH Sarabun New" w:cs="TH Sarabun New"/>
               </w:rPr>
               <w:t>ผู้ใช้พยายามยิง API หยิบหนังสือที่ปิดการขาย (`is_published = 0`) ใส่ตะกร้า</w:t>
             </w:r>
@@ -2021,19 +2278,22 @@
           <w:tcPr>
             <w:tcW w:type="dxa" w:w="1337"/>
             <w:tcMar>
-              <w:top w:w="120" w:type="dxa"/>
-              <w:bottom w:w="120" w:type="dxa"/>
-              <w:left w:w="150" w:type="dxa"/>
-              <w:right w:w="150" w:type="dxa"/>
+              <w:top w:w="100" w:type="dxa"/>
+              <w:bottom w:w="100" w:type="dxa"/>
+              <w:left w:w="130" w:type="dxa"/>
+              <w:right w:w="130" w:type="dxa"/>
             </w:tcMar>
             <w:shd w:fill="F8FAFC"/>
           </w:tcPr>
           <w:p>
             <w:r>
               <w:rPr>
-                <w:rFonts w:ascii="Sarabun" w:hAnsi="Sarabun"/>
+                <w:rFonts w:ascii="TH Sarabun New" w:hAnsi="TH Sarabun New"/>
+                <w:b w:val="0"/>
+                <w:i w:val="0"/>
                 <w:color w:val="1E293B"/>
-                <w:sz w:val="19"/>
+                <w:sz w:val="27"/>
+                <w:rFonts w:ascii="TH Sarabun New" w:hAnsi="TH Sarabun New" w:cs="TH Sarabun New"/>
               </w:rPr>
               <w:t>ระบบต้องไม่อนุญาตให้เพิ่มลงตะกร้า และตอบกลับแจ้งสถานะสินค้าไม่พร้อมขาย</w:t>
             </w:r>
@@ -2043,19 +2303,22 @@
           <w:tcPr>
             <w:tcW w:type="dxa" w:w="1337"/>
             <w:tcMar>
-              <w:top w:w="120" w:type="dxa"/>
-              <w:bottom w:w="120" w:type="dxa"/>
-              <w:left w:w="150" w:type="dxa"/>
-              <w:right w:w="150" w:type="dxa"/>
+              <w:top w:w="100" w:type="dxa"/>
+              <w:bottom w:w="100" w:type="dxa"/>
+              <w:left w:w="130" w:type="dxa"/>
+              <w:right w:w="130" w:type="dxa"/>
             </w:tcMar>
             <w:shd w:fill="F8FAFC"/>
           </w:tcPr>
           <w:p>
             <w:r>
               <w:rPr>
-                <w:rFonts w:ascii="Sarabun" w:hAnsi="Sarabun"/>
+                <w:rFonts w:ascii="TH Sarabun New" w:hAnsi="TH Sarabun New"/>
+                <w:b w:val="0"/>
+                <w:i w:val="0"/>
                 <w:color w:val="1E293B"/>
-                <w:sz w:val="19"/>
+                <w:sz w:val="27"/>
+                <w:rFonts w:ascii="TH Sarabun New" w:hAnsi="TH Sarabun New" w:cs="TH Sarabun New"/>
               </w:rPr>
               <w:t>ระบบส่ง HTTP 400 แจ้ง "หนังสือเล่มนี้ไม่พร้อมจำหน่าย"</w:t>
             </w:r>
@@ -2065,19 +2328,22 @@
           <w:tcPr>
             <w:tcW w:type="dxa" w:w="1337"/>
             <w:tcMar>
-              <w:top w:w="120" w:type="dxa"/>
-              <w:bottom w:w="120" w:type="dxa"/>
-              <w:left w:w="150" w:type="dxa"/>
-              <w:right w:w="150" w:type="dxa"/>
+              <w:top w:w="100" w:type="dxa"/>
+              <w:bottom w:w="100" w:type="dxa"/>
+              <w:left w:w="130" w:type="dxa"/>
+              <w:right w:w="130" w:type="dxa"/>
             </w:tcMar>
             <w:shd w:fill="F8FAFC"/>
           </w:tcPr>
           <w:p>
             <w:r>
               <w:rPr>
-                <w:rFonts w:ascii="Sarabun" w:hAnsi="Sarabun"/>
+                <w:rFonts w:ascii="TH Sarabun New" w:hAnsi="TH Sarabun New"/>
+                <w:b w:val="0"/>
+                <w:i w:val="0"/>
                 <w:color w:val="1E293B"/>
-                <w:sz w:val="19"/>
+                <w:sz w:val="27"/>
+                <w:rFonts w:ascii="TH Sarabun New" w:hAnsi="TH Sarabun New" w:cs="TH Sarabun New"/>
               </w:rPr>
               <w:t>**ผ่าน (PASS)**</w:t>
             </w:r>
@@ -2087,19 +2353,22 @@
           <w:tcPr>
             <w:tcW w:type="dxa" w:w="1337"/>
             <w:tcMar>
-              <w:top w:w="120" w:type="dxa"/>
-              <w:bottom w:w="120" w:type="dxa"/>
-              <w:left w:w="150" w:type="dxa"/>
-              <w:right w:w="150" w:type="dxa"/>
+              <w:top w:w="100" w:type="dxa"/>
+              <w:bottom w:w="100" w:type="dxa"/>
+              <w:left w:w="130" w:type="dxa"/>
+              <w:right w:w="130" w:type="dxa"/>
             </w:tcMar>
             <w:shd w:fill="F8FAFC"/>
           </w:tcPr>
           <w:p>
             <w:r>
               <w:rPr>
-                <w:rFonts w:ascii="Sarabun" w:hAnsi="Sarabun"/>
+                <w:rFonts w:ascii="TH Sarabun New" w:hAnsi="TH Sarabun New"/>
+                <w:b w:val="0"/>
+                <w:i w:val="0"/>
                 <w:color w:val="1E293B"/>
-                <w:sz w:val="19"/>
+                <w:sz w:val="27"/>
+                <w:rFonts w:ascii="TH Sarabun New" w:hAnsi="TH Sarabun New" w:cs="TH Sarabun New"/>
               </w:rPr>
               <w:t>ตรวจสอบเงื่อนไข `is_published = 1` ทั้งใน API Backend และตัวกรองหน้าร้าน</w:t>
             </w:r>
@@ -2111,19 +2380,22 @@
           <w:tcPr>
             <w:tcW w:type="dxa" w:w="1337"/>
             <w:tcMar>
-              <w:top w:w="120" w:type="dxa"/>
-              <w:bottom w:w="120" w:type="dxa"/>
-              <w:left w:w="150" w:type="dxa"/>
-              <w:right w:w="150" w:type="dxa"/>
+              <w:top w:w="100" w:type="dxa"/>
+              <w:bottom w:w="100" w:type="dxa"/>
+              <w:left w:w="130" w:type="dxa"/>
+              <w:right w:w="130" w:type="dxa"/>
             </w:tcMar>
             <w:shd w:fill="FFFFFF"/>
           </w:tcPr>
           <w:p>
             <w:r>
               <w:rPr>
-                <w:rFonts w:ascii="Sarabun" w:hAnsi="Sarabun"/>
+                <w:rFonts w:ascii="TH Sarabun New" w:hAnsi="TH Sarabun New"/>
+                <w:b w:val="0"/>
+                <w:i w:val="0"/>
                 <w:color w:val="1E293B"/>
-                <w:sz w:val="19"/>
+                <w:sz w:val="27"/>
+                <w:rFonts w:ascii="TH Sarabun New" w:hAnsi="TH Sarabun New" w:cs="TH Sarabun New"/>
               </w:rPr>
               <w:t>**TC-10**</w:t>
             </w:r>
@@ -2133,19 +2405,22 @@
           <w:tcPr>
             <w:tcW w:type="dxa" w:w="1337"/>
             <w:tcMar>
-              <w:top w:w="120" w:type="dxa"/>
-              <w:bottom w:w="120" w:type="dxa"/>
-              <w:left w:w="150" w:type="dxa"/>
-              <w:right w:w="150" w:type="dxa"/>
+              <w:top w:w="100" w:type="dxa"/>
+              <w:bottom w:w="100" w:type="dxa"/>
+              <w:left w:w="130" w:type="dxa"/>
+              <w:right w:w="130" w:type="dxa"/>
             </w:tcMar>
             <w:shd w:fill="FFFFFF"/>
           </w:tcPr>
           <w:p>
             <w:r>
               <w:rPr>
-                <w:rFonts w:ascii="Sarabun" w:hAnsi="Sarabun"/>
+                <w:rFonts w:ascii="TH Sarabun New" w:hAnsi="TH Sarabun New"/>
+                <w:b w:val="0"/>
+                <w:i w:val="0"/>
                 <w:color w:val="1E293B"/>
-                <w:sz w:val="19"/>
+                <w:sz w:val="27"/>
+                <w:rFonts w:ascii="TH Sarabun New" w:hAnsi="TH Sarabun New" w:cs="TH Sarabun New"/>
               </w:rPr>
               <w:t>**🔒 เปิดดาวน์โหลดก่อนยืนยัน (Download Gate Security)**</w:t>
             </w:r>
@@ -2155,19 +2430,22 @@
           <w:tcPr>
             <w:tcW w:type="dxa" w:w="1337"/>
             <w:tcMar>
-              <w:top w:w="120" w:type="dxa"/>
-              <w:bottom w:w="120" w:type="dxa"/>
-              <w:left w:w="150" w:type="dxa"/>
-              <w:right w:w="150" w:type="dxa"/>
+              <w:top w:w="100" w:type="dxa"/>
+              <w:bottom w:w="100" w:type="dxa"/>
+              <w:left w:w="130" w:type="dxa"/>
+              <w:right w:w="130" w:type="dxa"/>
             </w:tcMar>
             <w:shd w:fill="FFFFFF"/>
           </w:tcPr>
           <w:p>
             <w:r>
               <w:rPr>
-                <w:rFonts w:ascii="Sarabun" w:hAnsi="Sarabun"/>
+                <w:rFonts w:ascii="TH Sarabun New" w:hAnsi="TH Sarabun New"/>
+                <w:b w:val="0"/>
+                <w:i w:val="0"/>
                 <w:color w:val="1E293B"/>
-                <w:sz w:val="19"/>
+                <w:sz w:val="27"/>
+                <w:rFonts w:ascii="TH Sarabun New" w:hAnsi="TH Sarabun New" w:cs="TH Sarabun New"/>
               </w:rPr>
               <w:t>พยายามเปิด URL ดาวน์โหลด `/api/download/:token` ของคำสั่งซื้อที่ยังเป็น `pending`</w:t>
             </w:r>
@@ -2177,19 +2455,22 @@
           <w:tcPr>
             <w:tcW w:type="dxa" w:w="1337"/>
             <w:tcMar>
-              <w:top w:w="120" w:type="dxa"/>
-              <w:bottom w:w="120" w:type="dxa"/>
-              <w:left w:w="150" w:type="dxa"/>
-              <w:right w:w="150" w:type="dxa"/>
+              <w:top w:w="100" w:type="dxa"/>
+              <w:bottom w:w="100" w:type="dxa"/>
+              <w:left w:w="130" w:type="dxa"/>
+              <w:right w:w="130" w:type="dxa"/>
             </w:tcMar>
             <w:shd w:fill="FFFFFF"/>
           </w:tcPr>
           <w:p>
             <w:r>
               <w:rPr>
-                <w:rFonts w:ascii="Sarabun" w:hAnsi="Sarabun"/>
+                <w:rFonts w:ascii="TH Sarabun New" w:hAnsi="TH Sarabun New"/>
+                <w:b w:val="0"/>
+                <w:i w:val="0"/>
                 <w:color w:val="1E293B"/>
-                <w:sz w:val="19"/>
+                <w:sz w:val="27"/>
+                <w:rFonts w:ascii="TH Sarabun New" w:hAnsi="TH Sarabun New" w:cs="TH Sarabun New"/>
               </w:rPr>
               <w:t>**ระบบต้องปฏิเสธการเข้าถึงอย่างเด็ดขาด** (HTTP 403 Forbidden) และไม่เปิดเผยไฟล์</w:t>
             </w:r>
@@ -2199,19 +2480,22 @@
           <w:tcPr>
             <w:tcW w:type="dxa" w:w="1337"/>
             <w:tcMar>
-              <w:top w:w="120" w:type="dxa"/>
-              <w:bottom w:w="120" w:type="dxa"/>
-              <w:left w:w="150" w:type="dxa"/>
-              <w:right w:w="150" w:type="dxa"/>
+              <w:top w:w="100" w:type="dxa"/>
+              <w:bottom w:w="100" w:type="dxa"/>
+              <w:left w:w="130" w:type="dxa"/>
+              <w:right w:w="130" w:type="dxa"/>
             </w:tcMar>
             <w:shd w:fill="FFFFFF"/>
           </w:tcPr>
           <w:p>
             <w:r>
               <w:rPr>
-                <w:rFonts w:ascii="Sarabun" w:hAnsi="Sarabun"/>
+                <w:rFonts w:ascii="TH Sarabun New" w:hAnsi="TH Sarabun New"/>
+                <w:b w:val="0"/>
+                <w:i w:val="0"/>
                 <w:color w:val="1E293B"/>
-                <w:sz w:val="19"/>
+                <w:sz w:val="27"/>
+                <w:rFonts w:ascii="TH Sarabun New" w:hAnsi="TH Sarabun New" w:cs="TH Sarabun New"/>
               </w:rPr>
               <w:t>ระบบส่ง HTTP 403 Forbidden แจ้งว่าคำสั่งซื้อยังไม่ได้รับการยืนยัน</w:t>
             </w:r>
@@ -2221,19 +2505,22 @@
           <w:tcPr>
             <w:tcW w:type="dxa" w:w="1337"/>
             <w:tcMar>
-              <w:top w:w="120" w:type="dxa"/>
-              <w:bottom w:w="120" w:type="dxa"/>
-              <w:left w:w="150" w:type="dxa"/>
-              <w:right w:w="150" w:type="dxa"/>
+              <w:top w:w="100" w:type="dxa"/>
+              <w:bottom w:w="100" w:type="dxa"/>
+              <w:left w:w="130" w:type="dxa"/>
+              <w:right w:w="130" w:type="dxa"/>
             </w:tcMar>
             <w:shd w:fill="FFFFFF"/>
           </w:tcPr>
           <w:p>
             <w:r>
               <w:rPr>
-                <w:rFonts w:ascii="Sarabun" w:hAnsi="Sarabun"/>
+                <w:rFonts w:ascii="TH Sarabun New" w:hAnsi="TH Sarabun New"/>
+                <w:b w:val="0"/>
+                <w:i w:val="0"/>
                 <w:color w:val="1E293B"/>
-                <w:sz w:val="19"/>
+                <w:sz w:val="27"/>
+                <w:rFonts w:ascii="TH Sarabun New" w:hAnsi="TH Sarabun New" w:cs="TH Sarabun New"/>
               </w:rPr>
               <w:t>**ผ่าน (PASS)**</w:t>
             </w:r>
@@ -2243,19 +2530,22 @@
           <w:tcPr>
             <w:tcW w:type="dxa" w:w="1337"/>
             <w:tcMar>
-              <w:top w:w="120" w:type="dxa"/>
-              <w:bottom w:w="120" w:type="dxa"/>
-              <w:left w:w="150" w:type="dxa"/>
-              <w:right w:w="150" w:type="dxa"/>
+              <w:top w:w="100" w:type="dxa"/>
+              <w:bottom w:w="100" w:type="dxa"/>
+              <w:left w:w="130" w:type="dxa"/>
+              <w:right w:w="130" w:type="dxa"/>
             </w:tcMar>
             <w:shd w:fill="FFFFFF"/>
           </w:tcPr>
           <w:p>
             <w:r>
               <w:rPr>
-                <w:rFonts w:ascii="Sarabun" w:hAnsi="Sarabun"/>
+                <w:rFonts w:ascii="TH Sarabun New" w:hAnsi="TH Sarabun New"/>
+                <w:b w:val="0"/>
+                <w:i w:val="0"/>
                 <w:color w:val="1E293B"/>
-                <w:sz w:val="19"/>
+                <w:sz w:val="27"/>
+                <w:rFonts w:ascii="TH Sarabun New" w:hAnsi="TH Sarabun New" w:cs="TH Sarabun New"/>
               </w:rPr>
               <w:t>ตรวจสอบเงื่อนไข `orders.status = 'confirmed' AND payments.payment_status = 'verified'` ก่อนส่งไฟล์</w:t>
             </w:r>
@@ -2265,12 +2555,12 @@
     </w:tbl>
     <w:p>
       <w:pPr>
-        <w:spacing w:after="120"/>
+        <w:spacing w:after="80"/>
       </w:pPr>
     </w:p>
     <w:p>
       <w:pPr>
-        <w:spacing w:before="280" w:after="120"/>
+        <w:spacing w:before="240" w:after="80"/>
         <w:jc w:val="center"/>
       </w:pPr>
       <w:r>
@@ -2310,20 +2600,24 @@
     </w:p>
     <w:p>
       <w:pPr>
-        <w:spacing w:after="120" w:line="300" w:lineRule="auto"/>
+        <w:spacing w:before="40" w:after="200"/>
+        <w:jc w:val="center"/>
       </w:pPr>
       <w:r>
         <w:rPr>
-          <w:rFonts w:ascii="Sarabun" w:hAnsi="Sarabun"/>
-          <w:color w:val="1E293B"/>
-          <w:sz w:val="22"/>
+          <w:rFonts w:ascii="TH Sarabun New" w:hAnsi="TH Sarabun New"/>
+          <w:b w:val="0"/>
+          <w:i/>
+          <w:color w:val="64748B"/>
+          <w:sz w:val="27"/>
+          <w:rFonts w:ascii="TH Sarabun New" w:hAnsi="TH Sarabun New" w:cs="TH Sarabun New"/>
         </w:rPr>
-        <w:t>&lt;br&gt;&lt;em&gt;ภาพประกอบที่ 1: ระบบตรวจสอบเงื่อนไขความถูกต้อง Validation Rules ในการสมัครสมาชิก (TC-01, TC-02, TC-07)&lt;/em&gt;</w:t>
+        <w:t>ภาพประกอบที่ 1: ระบบตรวจสอบเงื่อนไขความถูกต้อง Validation Rules ในการสมัครสมาชิก (TC-01, TC-02, TC-07)</w:t>
       </w:r>
     </w:p>
     <w:p>
       <w:pPr>
-        <w:spacing w:before="280" w:after="120"/>
+        <w:spacing w:before="240" w:after="80"/>
         <w:jc w:val="center"/>
       </w:pPr>
       <w:r>
@@ -2363,20 +2657,24 @@
     </w:p>
     <w:p>
       <w:pPr>
-        <w:spacing w:after="120" w:line="300" w:lineRule="auto"/>
+        <w:spacing w:before="40" w:after="200"/>
+        <w:jc w:val="center"/>
       </w:pPr>
       <w:r>
         <w:rPr>
-          <w:rFonts w:ascii="Sarabun" w:hAnsi="Sarabun"/>
-          <w:color w:val="1E293B"/>
-          <w:sz w:val="22"/>
+          <w:rFonts w:ascii="TH Sarabun New" w:hAnsi="TH Sarabun New"/>
+          <w:b w:val="0"/>
+          <w:i/>
+          <w:color w:val="64748B"/>
+          <w:sz w:val="27"/>
+          <w:rFonts w:ascii="TH Sarabun New" w:hAnsi="TH Sarabun New" w:cs="TH Sarabun New"/>
         </w:rPr>
-        <w:t>&lt;br&gt;&lt;em&gt;ภาพประกอบที่ 2: หน้าต่างประวัติคำสั่งซื้อและการล็อกสิทธิ์ดาวน์โหลด E-Book ปลอดภัย (TC-04, TC-06, TC-10)&lt;/em&gt;</w:t>
+        <w:t>ภาพประกอบที่ 2: หน้าต่างประวัติคำสั่งซื้อและการล็อกสิทธิ์ดาวน์โหลด E-Book ปลอดภัย (TC-04, TC-06, TC-10)</w:t>
       </w:r>
     </w:p>
     <w:p>
       <w:pPr>
-        <w:spacing w:before="280" w:after="120"/>
+        <w:spacing w:before="240" w:after="80"/>
         <w:jc w:val="center"/>
       </w:pPr>
       <w:r>
@@ -2416,25 +2714,29 @@
     </w:p>
     <w:p>
       <w:pPr>
-        <w:spacing w:after="120" w:line="300" w:lineRule="auto"/>
+        <w:spacing w:before="40" w:after="200"/>
+        <w:jc w:val="center"/>
       </w:pPr>
       <w:r>
         <w:rPr>
-          <w:rFonts w:ascii="Sarabun" w:hAnsi="Sarabun"/>
-          <w:color w:val="1E293B"/>
-          <w:sz w:val="22"/>
+          <w:rFonts w:ascii="TH Sarabun New" w:hAnsi="TH Sarabun New"/>
+          <w:b w:val="0"/>
+          <w:i/>
+          <w:color w:val="64748B"/>
+          <w:sz w:val="27"/>
+          <w:rFonts w:ascii="TH Sarabun New" w:hAnsi="TH Sarabun New" w:cs="TH Sarabun New"/>
         </w:rPr>
-        <w:t>&lt;br&gt;&lt;em&gt;ภาพประกอบที่ 3: ระบบจัดการคำสั่งซื้อ ตรวจสอบสลิป และการอนุมัติสิทธิ์ในระบบหลังบ้าน (TC-05)&lt;/em&gt;</w:t>
+        <w:t>ภาพประกอบที่ 3: ระบบจัดการคำสั่งซื้อ ตรวจสอบสลิป และการอนุมัติสิทธิ์ในระบบหลังบ้าน (TC-05)</w:t>
       </w:r>
     </w:p>
     <w:p>
       <w:pPr>
-        <w:spacing w:before="120" w:after="120"/>
+        <w:spacing w:before="80" w:after="80"/>
       </w:pPr>
       <w:r>
         <w:rPr>
           <w:color w:val="CBD5E1"/>
-          <w:sz w:val="18"/>
+          <w:sz w:val="16"/>
         </w:rPr>
         <w:t>__________________________________________________________________________</w:t>
       </w:r>
@@ -2442,14 +2744,16 @@
     <w:p>
       <w:pPr>
         <w:pStyle w:val="Heading2"/>
-        <w:spacing w:before="240" w:after="120"/>
+        <w:spacing w:before="240" w:after="80"/>
       </w:pPr>
       <w:r>
         <w:rPr>
-          <w:rFonts w:ascii="Sarabun" w:hAnsi="Sarabun"/>
+          <w:rFonts w:ascii="TH Sarabun New" w:hAnsi="TH Sarabun New"/>
           <w:b/>
+          <w:i w:val="0"/>
           <w:color w:val="1E3A8A"/>
-          <w:sz w:val="28"/>
+          <w:sz w:val="36"/>
+          <w:rFonts w:ascii="TH Sarabun New" w:hAnsi="TH Sarabun New" w:cs="TH Sarabun New"/>
         </w:rPr>
         <w:t>3. สรุปผลการประเมินคุณภาพข้อมูล (Quality Assessment)</w:t>
       </w:r>
@@ -2457,13 +2761,16 @@
     <w:p>
       <w:pPr>
         <w:pStyle w:val="ListBullet"/>
-        <w:spacing w:after="60" w:line="276" w:lineRule="auto"/>
+        <w:spacing w:after="40" w:line="276" w:lineRule="auto"/>
       </w:pPr>
       <w:r>
         <w:rPr>
-          <w:rFonts w:ascii="Sarabun" w:hAnsi="Sarabun"/>
+          <w:rFonts w:ascii="TH Sarabun New" w:hAnsi="TH Sarabun New"/>
+          <w:b w:val="0"/>
+          <w:i w:val="0"/>
           <w:color w:val="1E293B"/>
-          <w:sz w:val="21"/>
+          <w:sz w:val="32"/>
+          <w:rFonts w:ascii="TH Sarabun New" w:hAnsi="TH Sarabun New" w:cs="TH Sarabun New"/>
         </w:rPr>
         <w:t>ความสมบูรณ์ของความสัมพันธ์ (Referential Integrity): ทุกตารางลูกมี Foreign Key อ้างอิงตรงไปยังตารางแม่ พร้อมเงื่อนไข `ON DELETE CASCADE` หรือ `ON DELETE RESTRICT` ป้องกันข้อมูลเด็กกำพร้า (Orphan records)</w:t>
       </w:r>
@@ -2471,13 +2778,16 @@
     <w:p>
       <w:pPr>
         <w:pStyle w:val="ListBullet"/>
-        <w:spacing w:after="60" w:line="276" w:lineRule="auto"/>
+        <w:spacing w:after="40" w:line="276" w:lineRule="auto"/>
       </w:pPr>
       <w:r>
         <w:rPr>
-          <w:rFonts w:ascii="Sarabun" w:hAnsi="Sarabun"/>
+          <w:rFonts w:ascii="TH Sarabun New" w:hAnsi="TH Sarabun New"/>
+          <w:b w:val="0"/>
+          <w:i w:val="0"/>
           <w:color w:val="1E293B"/>
-          <w:sz w:val="21"/>
+          <w:sz w:val="32"/>
+          <w:rFonts w:ascii="TH Sarabun New" w:hAnsi="TH Sarabun New" w:cs="TH Sarabun New"/>
         </w:rPr>
         <w:t>ความถูกต้องตามหลักบรรทัดฐาน (3NF Compliance): ข้อมูลไม่มี Transitive Dependency และบันทึกราคาซื้อขายใน `order_items` เพื่อป้องกันการผันผวนของยอดเงินในอดีต</w:t>
       </w:r>
@@ -2485,13 +2795,16 @@
     <w:p>
       <w:pPr>
         <w:pStyle w:val="ListBullet"/>
-        <w:spacing w:after="60" w:line="276" w:lineRule="auto"/>
+        <w:spacing w:after="40" w:line="276" w:lineRule="auto"/>
       </w:pPr>
       <w:r>
         <w:rPr>
-          <w:rFonts w:ascii="Sarabun" w:hAnsi="Sarabun"/>
+          <w:rFonts w:ascii="TH Sarabun New" w:hAnsi="TH Sarabun New"/>
+          <w:b w:val="0"/>
+          <w:i w:val="0"/>
           <w:color w:val="1E293B"/>
-          <w:sz w:val="21"/>
+          <w:sz w:val="32"/>
+          <w:rFonts w:ascii="TH Sarabun New" w:hAnsi="TH Sarabun New" w:cs="TH Sarabun New"/>
         </w:rPr>
         <w:t>ความปลอดภัยของธุรกรรม (Transaction Safety): ขั้นตอนการสั่งซื้อ (Checkout) และการอนุมัติคำสั่งซื้อ (Confirmation) ทำงานภายใต้ Database Transaction หากขั้นตอนใดผิดพลาด ระบบจะ Rollback คืนสถานะเดิมทันที 100%</w:t>
       </w:r>

--- a/docs/04_TEST_CASES.docx
+++ b/docs/04_TEST_CASES.docx
@@ -2575,7 +2575,7 @@
               <a:graphicData uri="http://schemas.openxmlformats.org/drawingml/2006/picture">
                 <pic:pic>
                   <pic:nvPicPr>
-                    <pic:cNvPr id="0" name="Screenshot (335).png"/>
+                    <pic:cNvPr id="0" name="Screenshot (372).png"/>
                     <pic:cNvPicPr/>
                   </pic:nvPicPr>
                   <pic:blipFill>
@@ -2612,7 +2612,7 @@
           <w:sz w:val="27"/>
           <w:rFonts w:ascii="TH Sarabun New" w:hAnsi="TH Sarabun New" w:cs="TH Sarabun New"/>
         </w:rPr>
-        <w:t>ภาพประกอบที่ 1: ระบบตรวจสอบเงื่อนไขความถูกต้อง Validation Rules ในการสมัครสมาชิก (TC-01, TC-02, TC-07)</w:t>
+        <w:t>ภาพประกอบที่ 1: ระบบสมาชิกและการตรวจสอบเงื่อนไขความถูกต้อง Validation Rules ในการสมัครสมาชิก (TC-01, TC-02, TC-07)</w:t>
       </w:r>
     </w:p>
     <w:p>
@@ -2632,7 +2632,7 @@
               <a:graphicData uri="http://schemas.openxmlformats.org/drawingml/2006/picture">
                 <pic:pic>
                   <pic:nvPicPr>
-                    <pic:cNvPr id="0" name="Screenshot (336).png"/>
+                    <pic:cNvPr id="0" name="Screenshot (375).png"/>
                     <pic:cNvPicPr/>
                   </pic:nvPicPr>
                   <pic:blipFill>
@@ -2689,7 +2689,7 @@
               <a:graphicData uri="http://schemas.openxmlformats.org/drawingml/2006/picture">
                 <pic:pic>
                   <pic:nvPicPr>
-                    <pic:cNvPr id="0" name="Screenshot (340).png"/>
+                    <pic:cNvPr id="0" name="Screenshot (377).png"/>
                     <pic:cNvPicPr/>
                   </pic:nvPicPr>
                   <pic:blipFill>
